--- a/articles/FFNN.docx
+++ b/articles/FFNN.docx
@@ -25,11 +25,19 @@
     <w:p>
       <w:pPr>
         <w:rPr>
+          <w:b/>
+          <w:bCs/>
+          <w:sz w:val="36"/>
+          <w:szCs w:val="36"/>
           <w:lang w:val="de-DE"/>
         </w:rPr>
       </w:pPr>
       <w:r>
         <w:rPr>
+          <w:b/>
+          <w:bCs/>
+          <w:sz w:val="36"/>
+          <w:szCs w:val="36"/>
           <w:lang w:val="de-DE"/>
         </w:rPr>
         <w:t>Forward Propagation</w:t>
@@ -87,6 +95,7 @@
         <w:t xml:space="preserve"> is as follows:</w:t>
       </w:r>
     </w:p>
+    <w:p/>
     <w:p>
       <w:pPr>
         <w:rPr>
@@ -97,45 +106,71 @@
       </w:pPr>
       <m:oMathPara>
         <m:oMath>
+          <m:sSubSup>
+            <m:sSubSupPr>
+              <m:ctrlPr>
+                <w:rPr>
+                  <w:rFonts w:ascii="Cambria Math" w:hAnsi="Cambria Math"/>
+                  <w:i/>
+                  <w:sz w:val="52"/>
+                  <w:szCs w:val="52"/>
+                </w:rPr>
+              </m:ctrlPr>
+            </m:sSubSupPr>
+            <m:e>
+              <m:r>
+                <w:rPr>
+                  <w:rFonts w:ascii="Cambria Math" w:hAnsi="Cambria Math"/>
+                  <w:sz w:val="52"/>
+                  <w:szCs w:val="52"/>
+                </w:rPr>
+                <m:t>z</m:t>
+              </m:r>
+            </m:e>
+            <m:sub>
+              <m:r>
+                <w:rPr>
+                  <w:rFonts w:ascii="Cambria Math" w:hAnsi="Cambria Math"/>
+                  <w:sz w:val="52"/>
+                  <w:szCs w:val="52"/>
+                </w:rPr>
+                <m:t>j,i</m:t>
+              </m:r>
+            </m:sub>
+            <m:sup>
+              <m:d>
+                <m:dPr>
+                  <m:begChr m:val="["/>
+                  <m:endChr m:val="]"/>
+                  <m:ctrlPr>
+                    <w:rPr>
+                      <w:rFonts w:ascii="Cambria Math" w:hAnsi="Cambria Math"/>
+                      <w:i/>
+                      <w:sz w:val="52"/>
+                      <w:szCs w:val="52"/>
+                    </w:rPr>
+                  </m:ctrlPr>
+                </m:dPr>
+                <m:e>
+                  <m:r>
+                    <w:rPr>
+                      <w:rFonts w:ascii="Cambria Math" w:hAnsi="Cambria Math"/>
+                      <w:sz w:val="52"/>
+                      <w:szCs w:val="52"/>
+                    </w:rPr>
+                    <m:t>l</m:t>
+                  </m:r>
+                </m:e>
+              </m:d>
+            </m:sup>
+          </m:sSubSup>
           <m:r>
             <w:rPr>
               <w:rFonts w:ascii="Cambria Math" w:hAnsi="Cambria Math"/>
               <w:sz w:val="44"/>
               <w:szCs w:val="44"/>
             </w:rPr>
-            <m:t>z</m:t>
-          </m:r>
-          <m:d>
-            <m:dPr>
-              <m:begChr m:val="["/>
-              <m:endChr m:val="]"/>
-              <m:ctrlPr>
-                <w:rPr>
-                  <w:rFonts w:ascii="Cambria Math" w:hAnsi="Cambria Math"/>
-                  <w:i/>
-                  <w:sz w:val="44"/>
-                  <w:szCs w:val="44"/>
-                </w:rPr>
-              </m:ctrlPr>
-            </m:dPr>
-            <m:e>
-              <m:r>
-                <w:rPr>
-                  <w:rFonts w:ascii="Cambria Math" w:hAnsi="Cambria Math"/>
-                  <w:sz w:val="44"/>
-                  <w:szCs w:val="44"/>
-                </w:rPr>
-                <m:t>l</m:t>
-              </m:r>
-            </m:e>
-          </m:d>
-          <m:r>
-            <w:rPr>
-              <w:rFonts w:ascii="Cambria Math" w:hAnsi="Cambria Math"/>
-              <w:sz w:val="44"/>
-              <w:szCs w:val="44"/>
-            </w:rPr>
-            <m:t xml:space="preserve">j,i= </m:t>
+            <m:t xml:space="preserve">= </m:t>
           </m:r>
           <m:nary>
             <m:naryPr>
@@ -163,126 +198,220 @@
             </m:sub>
             <m:sup/>
             <m:e>
+              <m:sSubSup>
+                <m:sSubSupPr>
+                  <m:ctrlPr>
+                    <w:rPr>
+                      <w:rFonts w:ascii="Cambria Math" w:hAnsi="Cambria Math"/>
+                      <w:i/>
+                      <w:sz w:val="52"/>
+                      <w:szCs w:val="52"/>
+                    </w:rPr>
+                  </m:ctrlPr>
+                </m:sSubSupPr>
+                <m:e>
+                  <m:r>
+                    <w:rPr>
+                      <w:rFonts w:ascii="Cambria Math" w:hAnsi="Cambria Math"/>
+                      <w:sz w:val="52"/>
+                      <w:szCs w:val="52"/>
+                    </w:rPr>
+                    <m:t>w</m:t>
+                  </m:r>
+                </m:e>
+                <m:sub>
+                  <m:r>
+                    <w:rPr>
+                      <w:rFonts w:ascii="Cambria Math" w:hAnsi="Cambria Math"/>
+                      <w:sz w:val="52"/>
+                      <w:szCs w:val="52"/>
+                    </w:rPr>
+                    <m:t>j,</m:t>
+                  </m:r>
+                  <m:r>
+                    <w:rPr>
+                      <w:rFonts w:ascii="Cambria Math" w:hAnsi="Cambria Math"/>
+                      <w:sz w:val="52"/>
+                      <w:szCs w:val="52"/>
+                    </w:rPr>
+                    <m:t>k</m:t>
+                  </m:r>
+                </m:sub>
+                <m:sup>
+                  <m:d>
+                    <m:dPr>
+                      <m:begChr m:val="["/>
+                      <m:endChr m:val="]"/>
+                      <m:ctrlPr>
+                        <w:rPr>
+                          <w:rFonts w:ascii="Cambria Math" w:hAnsi="Cambria Math"/>
+                          <w:i/>
+                          <w:sz w:val="52"/>
+                          <w:szCs w:val="52"/>
+                        </w:rPr>
+                      </m:ctrlPr>
+                    </m:dPr>
+                    <m:e>
+                      <m:r>
+                        <w:rPr>
+                          <w:rFonts w:ascii="Cambria Math" w:hAnsi="Cambria Math"/>
+                          <w:sz w:val="52"/>
+                          <w:szCs w:val="52"/>
+                        </w:rPr>
+                        <m:t>l</m:t>
+                      </m:r>
+                    </m:e>
+                  </m:d>
+                </m:sup>
+              </m:sSubSup>
               <m:r>
                 <w:rPr>
                   <w:rFonts w:ascii="Cambria Math" w:hAnsi="Cambria Math"/>
                   <w:sz w:val="44"/>
                   <w:szCs w:val="44"/>
                 </w:rPr>
-                <m:t>w</m:t>
+                <m:t xml:space="preserve"> .</m:t>
               </m:r>
-              <m:d>
-                <m:dPr>
-                  <m:begChr m:val="["/>
-                  <m:endChr m:val="]"/>
+              <m:sSubSup>
+                <m:sSubSupPr>
                   <m:ctrlPr>
                     <w:rPr>
                       <w:rFonts w:ascii="Cambria Math" w:hAnsi="Cambria Math"/>
                       <w:i/>
-                      <w:sz w:val="44"/>
-                      <w:szCs w:val="44"/>
+                      <w:sz w:val="52"/>
+                      <w:szCs w:val="52"/>
                     </w:rPr>
                   </m:ctrlPr>
-                </m:dPr>
+                </m:sSubSupPr>
                 <m:e>
                   <m:r>
                     <w:rPr>
                       <w:rFonts w:ascii="Cambria Math" w:hAnsi="Cambria Math"/>
-                      <w:sz w:val="44"/>
-                      <w:szCs w:val="44"/>
-                    </w:rPr>
-                    <m:t>l</m:t>
+                      <w:sz w:val="52"/>
+                      <w:szCs w:val="52"/>
+                    </w:rPr>
+                    <m:t>a</m:t>
                   </m:r>
                 </m:e>
-              </m:d>
+                <m:sub>
+                  <m:r>
+                    <w:rPr>
+                      <w:rFonts w:ascii="Cambria Math" w:hAnsi="Cambria Math"/>
+                      <w:sz w:val="52"/>
+                      <w:szCs w:val="52"/>
+                    </w:rPr>
+                    <m:t>k</m:t>
+                  </m:r>
+                  <m:r>
+                    <w:rPr>
+                      <w:rFonts w:ascii="Cambria Math" w:hAnsi="Cambria Math"/>
+                      <w:sz w:val="52"/>
+                      <w:szCs w:val="52"/>
+                    </w:rPr>
+                    <m:t>,i</m:t>
+                  </m:r>
+                </m:sub>
+                <m:sup>
+                  <m:d>
+                    <m:dPr>
+                      <m:begChr m:val="["/>
+                      <m:endChr m:val="]"/>
+                      <m:ctrlPr>
+                        <w:rPr>
+                          <w:rFonts w:ascii="Cambria Math" w:hAnsi="Cambria Math"/>
+                          <w:i/>
+                          <w:sz w:val="52"/>
+                          <w:szCs w:val="52"/>
+                        </w:rPr>
+                      </m:ctrlPr>
+                    </m:dPr>
+                    <m:e>
+                      <m:r>
+                        <w:rPr>
+                          <w:rFonts w:ascii="Cambria Math" w:hAnsi="Cambria Math"/>
+                          <w:sz w:val="52"/>
+                          <w:szCs w:val="52"/>
+                        </w:rPr>
+                        <m:t>l</m:t>
+                      </m:r>
+                      <m:r>
+                        <w:rPr>
+                          <w:rFonts w:ascii="Cambria Math" w:hAnsi="Cambria Math"/>
+                          <w:sz w:val="52"/>
+                          <w:szCs w:val="52"/>
+                        </w:rPr>
+                        <m:t>-1</m:t>
+                      </m:r>
+                    </m:e>
+                  </m:d>
+                </m:sup>
+              </m:sSubSup>
               <m:r>
                 <w:rPr>
                   <w:rFonts w:ascii="Cambria Math" w:hAnsi="Cambria Math"/>
                   <w:sz w:val="44"/>
                   <w:szCs w:val="44"/>
                 </w:rPr>
-                <m:t>j,k . a</m:t>
+                <m:t>+</m:t>
               </m:r>
-              <m:d>
-                <m:dPr>
-                  <m:begChr m:val="["/>
-                  <m:endChr m:val="]"/>
+              <m:sSubSup>
+                <m:sSubSupPr>
                   <m:ctrlPr>
                     <w:rPr>
                       <w:rFonts w:ascii="Cambria Math" w:hAnsi="Cambria Math"/>
                       <w:i/>
-                      <w:sz w:val="44"/>
-                      <w:szCs w:val="44"/>
+                      <w:sz w:val="52"/>
+                      <w:szCs w:val="52"/>
                     </w:rPr>
                   </m:ctrlPr>
-                </m:dPr>
+                </m:sSubSupPr>
                 <m:e>
                   <m:r>
                     <w:rPr>
                       <w:rFonts w:ascii="Cambria Math" w:hAnsi="Cambria Math"/>
-                      <w:sz w:val="44"/>
-                      <w:szCs w:val="44"/>
-                    </w:rPr>
-                    <m:t>l-1</m:t>
+                      <w:sz w:val="52"/>
+                      <w:szCs w:val="52"/>
+                    </w:rPr>
+                    <m:t>b</m:t>
                   </m:r>
                 </m:e>
-              </m:d>
-              <m:r>
-                <w:rPr>
-                  <w:rFonts w:ascii="Cambria Math" w:hAnsi="Cambria Math"/>
-                  <w:sz w:val="44"/>
-                  <w:szCs w:val="44"/>
-                </w:rPr>
-                <m:t>k,</m:t>
-              </m:r>
-              <m:r>
-                <w:rPr>
-                  <w:rFonts w:ascii="Cambria Math" w:hAnsi="Cambria Math"/>
-                  <w:sz w:val="44"/>
-                  <w:szCs w:val="44"/>
-                </w:rPr>
-                <m:t>i</m:t>
-              </m:r>
-              <m:r>
-                <w:rPr>
-                  <w:rFonts w:ascii="Cambria Math" w:hAnsi="Cambria Math"/>
-                  <w:sz w:val="44"/>
-                  <w:szCs w:val="44"/>
-                </w:rPr>
-                <m:t>+b</m:t>
-              </m:r>
-              <m:d>
-                <m:dPr>
-                  <m:begChr m:val="["/>
-                  <m:endChr m:val="]"/>
-                  <m:ctrlPr>
+                <m:sub>
+                  <m:r>
                     <w:rPr>
                       <w:rFonts w:ascii="Cambria Math" w:hAnsi="Cambria Math"/>
-                      <w:i/>
-                      <w:sz w:val="44"/>
-                      <w:szCs w:val="44"/>
-                    </w:rPr>
-                  </m:ctrlPr>
-                </m:dPr>
-                <m:e>
-                  <m:r>
-                    <w:rPr>
-                      <w:rFonts w:ascii="Cambria Math" w:hAnsi="Cambria Math"/>
-                      <w:sz w:val="44"/>
-                      <w:szCs w:val="44"/>
-                    </w:rPr>
-                    <m:t>l</m:t>
+                      <w:sz w:val="52"/>
+                      <w:szCs w:val="52"/>
+                    </w:rPr>
+                    <m:t>j</m:t>
                   </m:r>
-                </m:e>
-              </m:d>
-              <m:r>
-                <w:rPr>
-                  <w:rFonts w:ascii="Cambria Math" w:hAnsi="Cambria Math"/>
-                  <w:sz w:val="44"/>
-                  <w:szCs w:val="44"/>
-                </w:rPr>
-                <m:t>j</m:t>
-              </m:r>
+                </m:sub>
+                <m:sup>
+                  <m:d>
+                    <m:dPr>
+                      <m:begChr m:val="["/>
+                      <m:endChr m:val="]"/>
+                      <m:ctrlPr>
+                        <w:rPr>
+                          <w:rFonts w:ascii="Cambria Math" w:hAnsi="Cambria Math"/>
+                          <w:i/>
+                          <w:sz w:val="52"/>
+                          <w:szCs w:val="52"/>
+                        </w:rPr>
+                      </m:ctrlPr>
+                    </m:dPr>
+                    <m:e>
+                      <m:r>
+                        <w:rPr>
+                          <w:rFonts w:ascii="Cambria Math" w:hAnsi="Cambria Math"/>
+                          <w:sz w:val="52"/>
+                          <w:szCs w:val="52"/>
+                        </w:rPr>
+                        <m:t>l</m:t>
+                      </m:r>
+                    </m:e>
+                  </m:d>
+                </m:sup>
+              </m:sSubSup>
             </m:e>
           </m:nary>
         </m:oMath>
@@ -503,6 +632,7 @@
         <w:t>s and biases of the current layer, so we can write the vectorized version of the equation above as follows:</w:t>
       </w:r>
     </w:p>
+    <w:p/>
     <w:p>
       <w:pPr>
         <w:rPr>
@@ -513,112 +643,464 @@
       </w:pPr>
       <m:oMathPara>
         <m:oMath>
+          <m:sSup>
+            <m:sSupPr>
+              <m:ctrlPr>
+                <w:rPr>
+                  <w:rFonts w:ascii="Cambria Math" w:eastAsiaTheme="minorEastAsia" w:hAnsi="Cambria Math"/>
+                  <w:i/>
+                  <w:sz w:val="48"/>
+                  <w:szCs w:val="48"/>
+                </w:rPr>
+              </m:ctrlPr>
+            </m:sSupPr>
+            <m:e>
+              <m:r>
+                <w:rPr>
+                  <w:rFonts w:ascii="Cambria Math" w:eastAsiaTheme="minorEastAsia" w:hAnsi="Cambria Math"/>
+                  <w:sz w:val="48"/>
+                  <w:szCs w:val="48"/>
+                </w:rPr>
+                <m:t>Z</m:t>
+              </m:r>
+            </m:e>
+            <m:sup>
+              <m:d>
+                <m:dPr>
+                  <m:begChr m:val="["/>
+                  <m:endChr m:val="]"/>
+                  <m:ctrlPr>
+                    <w:rPr>
+                      <w:rFonts w:ascii="Cambria Math" w:eastAsiaTheme="minorEastAsia" w:hAnsi="Cambria Math"/>
+                      <w:i/>
+                      <w:sz w:val="48"/>
+                      <w:szCs w:val="48"/>
+                    </w:rPr>
+                  </m:ctrlPr>
+                </m:dPr>
+                <m:e>
+                  <m:r>
+                    <w:rPr>
+                      <w:rFonts w:ascii="Cambria Math" w:eastAsiaTheme="minorEastAsia" w:hAnsi="Cambria Math"/>
+                      <w:sz w:val="48"/>
+                      <w:szCs w:val="48"/>
+                    </w:rPr>
+                    <m:t>l</m:t>
+                  </m:r>
+                </m:e>
+              </m:d>
+            </m:sup>
+          </m:sSup>
           <m:r>
             <w:rPr>
               <w:rFonts w:ascii="Cambria Math" w:hAnsi="Cambria Math"/>
               <w:sz w:val="44"/>
               <w:szCs w:val="44"/>
             </w:rPr>
-            <m:t>Z</m:t>
+            <m:t>=</m:t>
           </m:r>
-          <m:d>
-            <m:dPr>
-              <m:begChr m:val="["/>
-              <m:endChr m:val="]"/>
+          <m:sSup>
+            <m:sSupPr>
               <m:ctrlPr>
                 <w:rPr>
-                  <w:rFonts w:ascii="Cambria Math" w:hAnsi="Cambria Math"/>
+                  <w:rFonts w:ascii="Cambria Math" w:eastAsiaTheme="minorEastAsia" w:hAnsi="Cambria Math"/>
                   <w:i/>
-                  <w:sz w:val="44"/>
-                  <w:szCs w:val="44"/>
+                  <w:sz w:val="48"/>
+                  <w:szCs w:val="48"/>
                 </w:rPr>
               </m:ctrlPr>
-            </m:dPr>
+            </m:sSupPr>
             <m:e>
               <m:r>
                 <w:rPr>
-                  <w:rFonts w:ascii="Cambria Math" w:hAnsi="Cambria Math"/>
-                  <w:sz w:val="44"/>
-                  <w:szCs w:val="44"/>
-                </w:rPr>
-                <m:t>l</m:t>
+                  <w:rFonts w:ascii="Cambria Math" w:eastAsiaTheme="minorEastAsia" w:hAnsi="Cambria Math"/>
+                  <w:sz w:val="48"/>
+                  <w:szCs w:val="48"/>
+                </w:rPr>
+                <m:t>W</m:t>
               </m:r>
             </m:e>
-          </m:d>
+            <m:sup>
+              <m:d>
+                <m:dPr>
+                  <m:begChr m:val="["/>
+                  <m:endChr m:val="]"/>
+                  <m:ctrlPr>
+                    <w:rPr>
+                      <w:rFonts w:ascii="Cambria Math" w:eastAsiaTheme="minorEastAsia" w:hAnsi="Cambria Math"/>
+                      <w:i/>
+                      <w:sz w:val="48"/>
+                      <w:szCs w:val="48"/>
+                    </w:rPr>
+                  </m:ctrlPr>
+                </m:dPr>
+                <m:e>
+                  <m:r>
+                    <w:rPr>
+                      <w:rFonts w:ascii="Cambria Math" w:eastAsiaTheme="minorEastAsia" w:hAnsi="Cambria Math"/>
+                      <w:sz w:val="48"/>
+                      <w:szCs w:val="48"/>
+                    </w:rPr>
+                    <m:t>l</m:t>
+                  </m:r>
+                </m:e>
+              </m:d>
+            </m:sup>
+          </m:sSup>
           <m:r>
             <w:rPr>
               <w:rFonts w:ascii="Cambria Math" w:hAnsi="Cambria Math"/>
               <w:sz w:val="44"/>
               <w:szCs w:val="44"/>
             </w:rPr>
-            <m:t>=W</m:t>
+            <m:t xml:space="preserve"> . </m:t>
           </m:r>
-          <m:d>
-            <m:dPr>
-              <m:begChr m:val="["/>
-              <m:endChr m:val="]"/>
+          <m:sSup>
+            <m:sSupPr>
               <m:ctrlPr>
                 <w:rPr>
-                  <w:rFonts w:ascii="Cambria Math" w:hAnsi="Cambria Math"/>
+                  <w:rFonts w:ascii="Cambria Math" w:eastAsiaTheme="minorEastAsia" w:hAnsi="Cambria Math"/>
                   <w:i/>
-                  <w:sz w:val="44"/>
-                  <w:szCs w:val="44"/>
+                  <w:sz w:val="48"/>
+                  <w:szCs w:val="48"/>
                 </w:rPr>
               </m:ctrlPr>
-            </m:dPr>
+            </m:sSupPr>
             <m:e>
               <m:r>
                 <w:rPr>
-                  <w:rFonts w:ascii="Cambria Math" w:hAnsi="Cambria Math"/>
-                  <w:sz w:val="44"/>
-                  <w:szCs w:val="44"/>
-                </w:rPr>
-                <m:t>l</m:t>
+                  <w:rFonts w:ascii="Cambria Math" w:eastAsiaTheme="minorEastAsia" w:hAnsi="Cambria Math"/>
+                  <w:sz w:val="48"/>
+                  <w:szCs w:val="48"/>
+                </w:rPr>
+                <m:t>A</m:t>
               </m:r>
             </m:e>
-          </m:d>
+            <m:sup>
+              <m:d>
+                <m:dPr>
+                  <m:begChr m:val="["/>
+                  <m:endChr m:val="]"/>
+                  <m:ctrlPr>
+                    <w:rPr>
+                      <w:rFonts w:ascii="Cambria Math" w:eastAsiaTheme="minorEastAsia" w:hAnsi="Cambria Math"/>
+                      <w:i/>
+                      <w:sz w:val="48"/>
+                      <w:szCs w:val="48"/>
+                    </w:rPr>
+                  </m:ctrlPr>
+                </m:dPr>
+                <m:e>
+                  <m:r>
+                    <w:rPr>
+                      <w:rFonts w:ascii="Cambria Math" w:eastAsiaTheme="minorEastAsia" w:hAnsi="Cambria Math"/>
+                      <w:sz w:val="48"/>
+                      <w:szCs w:val="48"/>
+                    </w:rPr>
+                    <m:t>l-1</m:t>
+                  </m:r>
+                </m:e>
+              </m:d>
+            </m:sup>
+          </m:sSup>
           <m:r>
             <w:rPr>
               <w:rFonts w:ascii="Cambria Math" w:hAnsi="Cambria Math"/>
               <w:sz w:val="44"/>
               <w:szCs w:val="44"/>
             </w:rPr>
-            <m:t xml:space="preserve"> . A</m:t>
+            <m:t>+</m:t>
           </m:r>
-          <m:d>
-            <m:dPr>
-              <m:begChr m:val="["/>
-              <m:endChr m:val="]"/>
+          <m:sSup>
+            <m:sSupPr>
               <m:ctrlPr>
                 <w:rPr>
-                  <w:rFonts w:ascii="Cambria Math" w:hAnsi="Cambria Math"/>
+                  <w:rFonts w:ascii="Cambria Math" w:eastAsiaTheme="minorEastAsia" w:hAnsi="Cambria Math"/>
                   <w:i/>
-                  <w:sz w:val="44"/>
-                  <w:szCs w:val="44"/>
+                  <w:sz w:val="48"/>
+                  <w:szCs w:val="48"/>
                 </w:rPr>
               </m:ctrlPr>
-            </m:dPr>
+            </m:sSupPr>
             <m:e>
               <m:r>
                 <w:rPr>
-                  <w:rFonts w:ascii="Cambria Math" w:hAnsi="Cambria Math"/>
-                  <w:sz w:val="44"/>
-                  <w:szCs w:val="44"/>
-                </w:rPr>
-                <m:t>l-1</m:t>
+                  <w:rFonts w:ascii="Cambria Math" w:eastAsiaTheme="minorEastAsia" w:hAnsi="Cambria Math"/>
+                  <w:sz w:val="48"/>
+                  <w:szCs w:val="48"/>
+                </w:rPr>
+                <m:t>b</m:t>
               </m:r>
             </m:e>
-          </m:d>
-          <m:r>
-            <w:rPr>
-              <w:rFonts w:ascii="Cambria Math" w:hAnsi="Cambria Math"/>
-              <w:sz w:val="44"/>
-              <w:szCs w:val="44"/>
-            </w:rPr>
-            <m:t>+b[l]</m:t>
-          </m:r>
+            <m:sup>
+              <m:d>
+                <m:dPr>
+                  <m:begChr m:val="["/>
+                  <m:endChr m:val="]"/>
+                  <m:ctrlPr>
+                    <w:rPr>
+                      <w:rFonts w:ascii="Cambria Math" w:eastAsiaTheme="minorEastAsia" w:hAnsi="Cambria Math"/>
+                      <w:i/>
+                      <w:sz w:val="48"/>
+                      <w:szCs w:val="48"/>
+                    </w:rPr>
+                  </m:ctrlPr>
+                </m:dPr>
+                <m:e>
+                  <m:r>
+                    <w:rPr>
+                      <w:rFonts w:ascii="Cambria Math" w:eastAsiaTheme="minorEastAsia" w:hAnsi="Cambria Math"/>
+                      <w:sz w:val="48"/>
+                      <w:szCs w:val="48"/>
+                    </w:rPr>
+                    <m:t>l</m:t>
+                  </m:r>
+                </m:e>
+              </m:d>
+            </m:sup>
+          </m:sSup>
         </m:oMath>
       </m:oMathPara>
+    </w:p>
+    <w:p>
+      <w:pPr>
+        <w:rPr>
+          <w:rFonts w:eastAsiaTheme="minorEastAsia"/>
+          <w:sz w:val="44"/>
+          <w:szCs w:val="44"/>
+        </w:rPr>
+      </w:pPr>
+      <m:oMath>
+        <m:sSubSup>
+          <m:sSubSupPr>
+            <m:ctrlPr>
+              <w:rPr>
+                <w:rFonts w:ascii="Cambria Math" w:hAnsi="Cambria Math"/>
+                <w:i/>
+                <w:sz w:val="52"/>
+                <w:szCs w:val="52"/>
+              </w:rPr>
+            </m:ctrlPr>
+          </m:sSubSupPr>
+          <m:e>
+            <m:r>
+              <w:rPr>
+                <w:rFonts w:ascii="Cambria Math" w:hAnsi="Cambria Math"/>
+                <w:sz w:val="52"/>
+                <w:szCs w:val="52"/>
+              </w:rPr>
+              <m:t xml:space="preserve">                  </m:t>
+            </m:r>
+            <m:r>
+              <w:rPr>
+                <w:rFonts w:ascii="Cambria Math" w:hAnsi="Cambria Math"/>
+                <w:sz w:val="52"/>
+                <w:szCs w:val="52"/>
+              </w:rPr>
+              <m:t>a</m:t>
+            </m:r>
+          </m:e>
+          <m:sub>
+            <m:r>
+              <w:rPr>
+                <w:rFonts w:ascii="Cambria Math" w:hAnsi="Cambria Math"/>
+                <w:sz w:val="52"/>
+                <w:szCs w:val="52"/>
+              </w:rPr>
+              <m:t>j,i</m:t>
+            </m:r>
+          </m:sub>
+          <m:sup>
+            <m:d>
+              <m:dPr>
+                <m:begChr m:val="["/>
+                <m:endChr m:val="]"/>
+                <m:ctrlPr>
+                  <w:rPr>
+                    <w:rFonts w:ascii="Cambria Math" w:hAnsi="Cambria Math"/>
+                    <w:i/>
+                    <w:sz w:val="52"/>
+                    <w:szCs w:val="52"/>
+                  </w:rPr>
+                </m:ctrlPr>
+              </m:dPr>
+              <m:e>
+                <m:r>
+                  <w:rPr>
+                    <w:rFonts w:ascii="Cambria Math" w:hAnsi="Cambria Math"/>
+                    <w:sz w:val="52"/>
+                    <w:szCs w:val="52"/>
+                  </w:rPr>
+                  <m:t>l</m:t>
+                </m:r>
+              </m:e>
+            </m:d>
+          </m:sup>
+        </m:sSubSup>
+        <m:r>
+          <w:rPr>
+            <w:rFonts w:ascii="Cambria Math" w:eastAsiaTheme="minorEastAsia" w:hAnsi="Cambria Math"/>
+            <w:sz w:val="36"/>
+            <w:szCs w:val="36"/>
+          </w:rPr>
+          <m:t>=</m:t>
+        </m:r>
+        <m:sSubSup>
+          <m:sSubSupPr>
+            <m:ctrlPr>
+              <w:rPr>
+                <w:rFonts w:ascii="Cambria Math" w:hAnsi="Cambria Math"/>
+                <w:i/>
+                <w:sz w:val="52"/>
+                <w:szCs w:val="52"/>
+              </w:rPr>
+            </m:ctrlPr>
+          </m:sSubSupPr>
+          <m:e>
+            <m:r>
+              <w:rPr>
+                <w:rFonts w:ascii="Cambria Math" w:hAnsi="Cambria Math"/>
+                <w:sz w:val="52"/>
+                <w:szCs w:val="52"/>
+              </w:rPr>
+              <m:t>j</m:t>
+            </m:r>
+          </m:e>
+          <m:sub>
+            <m:r>
+              <w:rPr>
+                <w:rFonts w:ascii="Cambria Math" w:hAnsi="Cambria Math"/>
+                <w:sz w:val="52"/>
+                <w:szCs w:val="52"/>
+              </w:rPr>
+              <m:t>j</m:t>
+            </m:r>
+          </m:sub>
+          <m:sup>
+            <m:d>
+              <m:dPr>
+                <m:begChr m:val="["/>
+                <m:endChr m:val="]"/>
+                <m:ctrlPr>
+                  <w:rPr>
+                    <w:rFonts w:ascii="Cambria Math" w:hAnsi="Cambria Math"/>
+                    <w:i/>
+                    <w:sz w:val="52"/>
+                    <w:szCs w:val="52"/>
+                  </w:rPr>
+                </m:ctrlPr>
+              </m:dPr>
+              <m:e>
+                <m:r>
+                  <w:rPr>
+                    <w:rFonts w:ascii="Cambria Math" w:hAnsi="Cambria Math"/>
+                    <w:sz w:val="52"/>
+                    <w:szCs w:val="52"/>
+                  </w:rPr>
+                  <m:t>l</m:t>
+                </m:r>
+              </m:e>
+            </m:d>
+          </m:sup>
+        </m:sSubSup>
+        <m:r>
+          <w:rPr>
+            <w:rFonts w:ascii="Cambria Math" w:eastAsiaTheme="minorEastAsia" w:hAnsi="Cambria Math"/>
+            <w:sz w:val="36"/>
+            <w:szCs w:val="36"/>
+          </w:rPr>
+          <m:t xml:space="preserve"> </m:t>
+        </m:r>
+        <m:d>
+          <m:dPr>
+            <m:ctrlPr>
+              <w:rPr>
+                <w:rFonts w:ascii="Cambria Math" w:eastAsiaTheme="minorEastAsia" w:hAnsi="Cambria Math"/>
+                <w:i/>
+                <w:sz w:val="36"/>
+                <w:szCs w:val="36"/>
+              </w:rPr>
+            </m:ctrlPr>
+          </m:dPr>
+          <m:e>
+            <m:sSubSup>
+              <m:sSubSupPr>
+                <m:ctrlPr>
+                  <w:rPr>
+                    <w:rFonts w:ascii="Cambria Math" w:hAnsi="Cambria Math"/>
+                    <w:i/>
+                    <w:sz w:val="52"/>
+                    <w:szCs w:val="52"/>
+                  </w:rPr>
+                </m:ctrlPr>
+              </m:sSubSupPr>
+              <m:e>
+                <m:r>
+                  <w:rPr>
+                    <w:rFonts w:ascii="Cambria Math" w:hAnsi="Cambria Math"/>
+                    <w:sz w:val="52"/>
+                    <w:szCs w:val="52"/>
+                  </w:rPr>
+                  <m:t>z</m:t>
+                </m:r>
+              </m:e>
+              <m:sub>
+                <m:r>
+                  <w:rPr>
+                    <w:rFonts w:ascii="Cambria Math" w:hAnsi="Cambria Math"/>
+                    <w:sz w:val="52"/>
+                    <w:szCs w:val="52"/>
+                  </w:rPr>
+                  <m:t>j,i</m:t>
+                </m:r>
+              </m:sub>
+              <m:sup>
+                <m:d>
+                  <m:dPr>
+                    <m:begChr m:val="["/>
+                    <m:endChr m:val="]"/>
+                    <m:ctrlPr>
+                      <w:rPr>
+                        <w:rFonts w:ascii="Cambria Math" w:hAnsi="Cambria Math"/>
+                        <w:i/>
+                        <w:sz w:val="52"/>
+                        <w:szCs w:val="52"/>
+                      </w:rPr>
+                    </m:ctrlPr>
+                  </m:dPr>
+                  <m:e>
+                    <m:r>
+                      <w:rPr>
+                        <w:rFonts w:ascii="Cambria Math" w:hAnsi="Cambria Math"/>
+                        <w:sz w:val="52"/>
+                        <w:szCs w:val="52"/>
+                      </w:rPr>
+                      <m:t>l</m:t>
+                    </m:r>
+                  </m:e>
+                </m:d>
+              </m:sup>
+            </m:sSubSup>
+          </m:e>
+        </m:d>
+      </m:oMath>
+      <w:r>
+        <w:rPr>
+          <w:rFonts w:eastAsiaTheme="minorEastAsia"/>
+          <w:sz w:val="44"/>
+          <w:szCs w:val="44"/>
+        </w:rPr>
+        <w:t xml:space="preserve"> </w:t>
+      </w:r>
+    </w:p>
+    <w:p>
+      <w:pPr>
+        <w:rPr>
+          <w:rFonts w:eastAsiaTheme="minorEastAsia"/>
+          <w:sz w:val="44"/>
+          <w:szCs w:val="44"/>
+        </w:rPr>
+      </w:pPr>
     </w:p>
     <w:p>
       <w:pPr>
@@ -686,6 +1168,7 @@
           <w:sz w:val="24"/>
           <w:szCs w:val="24"/>
         </w:rPr>
+        <w:lastRenderedPageBreak/>
         <w:t xml:space="preserve">                                    </w:t>
       </w:r>
       <w:r>
@@ -841,7 +1324,21 @@
           <w:sz w:val="24"/>
           <w:szCs w:val="24"/>
         </w:rPr>
-        <w:t xml:space="preserve"> in the hidden layers </w:t>
+        <w:t xml:space="preserve"> </w:t>
+      </w:r>
+      <w:r>
+        <w:rPr>
+          <w:sz w:val="24"/>
+          <w:szCs w:val="24"/>
+        </w:rPr>
+        <w:t>for</w:t>
+      </w:r>
+      <w:r>
+        <w:rPr>
+          <w:sz w:val="24"/>
+          <w:szCs w:val="24"/>
+        </w:rPr>
+        <w:t xml:space="preserve"> the hidden layers </w:t>
       </w:r>
       <w:r>
         <w:rPr>
@@ -877,15 +1374,2243 @@
           <w:sz w:val="24"/>
           <w:szCs w:val="24"/>
         </w:rPr>
+        <w:t xml:space="preserve"> chosen</w:t>
+      </w:r>
+      <w:proofErr w:type="gramEnd"/>
+      <w:r>
+        <w:rPr>
+          <w:sz w:val="24"/>
+          <w:szCs w:val="24"/>
+        </w:rPr>
+        <w:t xml:space="preserve"> based on the task and the nature of the data, in </w:t>
+      </w:r>
+      <w:r>
+        <w:rPr>
+          <w:sz w:val="24"/>
+          <w:szCs w:val="24"/>
+        </w:rPr>
+        <w:t xml:space="preserve">our </w:t>
+      </w:r>
+      <w:r>
+        <w:rPr>
+          <w:sz w:val="24"/>
+          <w:szCs w:val="24"/>
+        </w:rPr>
+        <w:t xml:space="preserve">case we use a sigmoid activation function for the output layer, which results in a Boolean </w:t>
+      </w:r>
+      <w:r>
+        <w:rPr>
+          <w:sz w:val="24"/>
+          <w:szCs w:val="24"/>
+        </w:rPr>
+        <w:t>output prediction</w:t>
+      </w:r>
+      <w:r>
+        <w:rPr>
+          <w:sz w:val="24"/>
+          <w:szCs w:val="24"/>
+        </w:rPr>
+        <w:t>.</w:t>
+      </w:r>
+    </w:p>
+    <w:p>
+      <w:pPr>
+        <w:rPr>
+          <w:sz w:val="24"/>
+          <w:szCs w:val="24"/>
+        </w:rPr>
+      </w:pPr>
+    </w:p>
+    <w:p>
+      <w:pPr>
+        <w:rPr>
+          <w:b/>
+          <w:bCs/>
+          <w:sz w:val="28"/>
+          <w:szCs w:val="28"/>
+        </w:rPr>
+      </w:pPr>
+      <w:r>
+        <w:rPr>
+          <w:b/>
+          <w:bCs/>
+          <w:sz w:val="28"/>
+          <w:szCs w:val="28"/>
+        </w:rPr>
+        <w:t>Rectified Linear Unit (</w:t>
+      </w:r>
+      <w:proofErr w:type="spellStart"/>
+      <w:r>
+        <w:rPr>
+          <w:b/>
+          <w:bCs/>
+          <w:sz w:val="28"/>
+          <w:szCs w:val="28"/>
+        </w:rPr>
+        <w:t>ReLU</w:t>
+      </w:r>
+      <w:proofErr w:type="spellEnd"/>
+      <w:r>
+        <w:rPr>
+          <w:b/>
+          <w:bCs/>
+          <w:sz w:val="28"/>
+          <w:szCs w:val="28"/>
+        </w:rPr>
+        <w:t>) Activation Function</w:t>
+      </w:r>
+    </w:p>
+    <w:p>
+      <w:pPr>
+        <w:rPr>
+          <w:sz w:val="28"/>
+          <w:szCs w:val="28"/>
+        </w:rPr>
+      </w:pPr>
+      <w:proofErr w:type="spellStart"/>
+      <w:r>
+        <w:rPr>
+          <w:sz w:val="28"/>
+          <w:szCs w:val="28"/>
+        </w:rPr>
+        <w:t>ReLU</w:t>
+      </w:r>
+      <w:proofErr w:type="spellEnd"/>
+      <w:r>
+        <w:rPr>
+          <w:sz w:val="28"/>
+          <w:szCs w:val="28"/>
+        </w:rPr>
+        <w:t>, short for Rectified Linear unit is a non-linear activation function</w:t>
+      </w:r>
+      <w:r>
+        <w:rPr>
+          <w:sz w:val="28"/>
+          <w:szCs w:val="28"/>
+        </w:rPr>
         <w:t xml:space="preserve"> </w:t>
       </w:r>
       <w:r>
         <w:rPr>
+          <w:sz w:val="28"/>
+          <w:szCs w:val="28"/>
+        </w:rPr>
+        <w:t xml:space="preserve">which is one of the most used activation functions in deep neural </w:t>
+      </w:r>
+      <w:proofErr w:type="spellStart"/>
+      <w:r>
+        <w:rPr>
+          <w:sz w:val="28"/>
+          <w:szCs w:val="28"/>
+        </w:rPr>
+        <w:t>networds</w:t>
+      </w:r>
+      <w:proofErr w:type="spellEnd"/>
+      <w:r>
+        <w:rPr>
+          <w:sz w:val="28"/>
+          <w:szCs w:val="28"/>
+        </w:rPr>
+        <w:t xml:space="preserve"> it is </w:t>
+      </w:r>
+      <w:proofErr w:type="gramStart"/>
+      <w:r>
+        <w:rPr>
+          <w:sz w:val="28"/>
+          <w:szCs w:val="28"/>
+        </w:rPr>
+        <w:t xml:space="preserve">used </w:t>
+      </w:r>
+      <w:r>
+        <w:rPr>
+          <w:sz w:val="28"/>
+          <w:szCs w:val="28"/>
+        </w:rPr>
+        <w:t xml:space="preserve"> usually</w:t>
+      </w:r>
+      <w:proofErr w:type="gramEnd"/>
+      <w:r>
+        <w:rPr>
+          <w:sz w:val="28"/>
+          <w:szCs w:val="28"/>
+        </w:rPr>
+        <w:t xml:space="preserve"> as the activation function in the hidden layers</w:t>
+      </w:r>
+      <w:r>
+        <w:rPr>
+          <w:sz w:val="28"/>
+          <w:szCs w:val="28"/>
+        </w:rPr>
+        <w:t xml:space="preserve">. </w:t>
+      </w:r>
+      <w:r>
+        <w:rPr>
+          <w:sz w:val="28"/>
+          <w:szCs w:val="28"/>
+        </w:rPr>
+        <w:t>The act of this function is to replace the negative values in the Z matrix or vector with zero</w:t>
+      </w:r>
+      <w:r>
+        <w:rPr>
+          <w:sz w:val="28"/>
+          <w:szCs w:val="28"/>
+        </w:rPr>
+        <w:t>. Mathematically it is described as follows:</w:t>
+      </w:r>
+    </w:p>
+    <w:p>
+      <w:pPr>
+        <w:rPr>
+          <w:sz w:val="28"/>
+          <w:szCs w:val="28"/>
+        </w:rPr>
+      </w:pPr>
+    </w:p>
+    <w:p>
+      <w:pPr>
+        <w:rPr>
+          <w:rFonts w:eastAsiaTheme="minorEastAsia"/>
+          <w:sz w:val="52"/>
+          <w:szCs w:val="52"/>
+        </w:rPr>
+      </w:pPr>
+      <m:oMathPara>
+        <m:oMath>
+          <m:sSubSup>
+            <m:sSubSupPr>
+              <m:ctrlPr>
+                <w:rPr>
+                  <w:rFonts w:ascii="Cambria Math" w:hAnsi="Cambria Math"/>
+                  <w:i/>
+                  <w:sz w:val="52"/>
+                  <w:szCs w:val="52"/>
+                </w:rPr>
+              </m:ctrlPr>
+            </m:sSubSupPr>
+            <m:e>
+              <m:r>
+                <w:rPr>
+                  <w:rFonts w:ascii="Cambria Math" w:hAnsi="Cambria Math"/>
+                  <w:sz w:val="52"/>
+                  <w:szCs w:val="52"/>
+                </w:rPr>
+                <m:t>a</m:t>
+              </m:r>
+            </m:e>
+            <m:sub>
+              <m:r>
+                <w:rPr>
+                  <w:rFonts w:ascii="Cambria Math" w:hAnsi="Cambria Math"/>
+                  <w:sz w:val="52"/>
+                  <w:szCs w:val="52"/>
+                </w:rPr>
+                <m:t>j,i</m:t>
+              </m:r>
+            </m:sub>
+            <m:sup>
+              <m:d>
+                <m:dPr>
+                  <m:begChr m:val="["/>
+                  <m:endChr m:val="]"/>
+                  <m:ctrlPr>
+                    <w:rPr>
+                      <w:rFonts w:ascii="Cambria Math" w:hAnsi="Cambria Math"/>
+                      <w:i/>
+                      <w:sz w:val="52"/>
+                      <w:szCs w:val="52"/>
+                    </w:rPr>
+                  </m:ctrlPr>
+                </m:dPr>
+                <m:e>
+                  <m:r>
+                    <w:rPr>
+                      <w:rFonts w:ascii="Cambria Math" w:hAnsi="Cambria Math"/>
+                      <w:sz w:val="52"/>
+                      <w:szCs w:val="52"/>
+                    </w:rPr>
+                    <m:t>l</m:t>
+                  </m:r>
+                </m:e>
+              </m:d>
+            </m:sup>
+          </m:sSubSup>
+          <m:r>
+            <w:rPr>
+              <w:rFonts w:ascii="Cambria Math" w:hAnsi="Cambria Math"/>
+              <w:sz w:val="52"/>
+              <w:szCs w:val="52"/>
+            </w:rPr>
+            <m:t>=</m:t>
+          </m:r>
+          <m:sSubSup>
+            <m:sSubSupPr>
+              <m:ctrlPr>
+                <w:rPr>
+                  <w:rFonts w:ascii="Cambria Math" w:hAnsi="Cambria Math"/>
+                  <w:i/>
+                  <w:sz w:val="52"/>
+                  <w:szCs w:val="52"/>
+                </w:rPr>
+              </m:ctrlPr>
+            </m:sSubSupPr>
+            <m:e>
+              <m:r>
+                <w:rPr>
+                  <w:rFonts w:ascii="Cambria Math" w:hAnsi="Cambria Math"/>
+                  <w:sz w:val="52"/>
+                  <w:szCs w:val="52"/>
+                </w:rPr>
+                <m:t>g</m:t>
+              </m:r>
+            </m:e>
+            <m:sub>
+              <m:r>
+                <w:rPr>
+                  <w:rFonts w:ascii="Cambria Math" w:hAnsi="Cambria Math"/>
+                  <w:sz w:val="52"/>
+                  <w:szCs w:val="52"/>
+                </w:rPr>
+                <m:t>j</m:t>
+              </m:r>
+            </m:sub>
+            <m:sup>
+              <m:d>
+                <m:dPr>
+                  <m:begChr m:val="["/>
+                  <m:endChr m:val="]"/>
+                  <m:ctrlPr>
+                    <w:rPr>
+                      <w:rFonts w:ascii="Cambria Math" w:hAnsi="Cambria Math"/>
+                      <w:i/>
+                      <w:sz w:val="52"/>
+                      <w:szCs w:val="52"/>
+                    </w:rPr>
+                  </m:ctrlPr>
+                </m:dPr>
+                <m:e>
+                  <m:r>
+                    <w:rPr>
+                      <w:rFonts w:ascii="Cambria Math" w:hAnsi="Cambria Math"/>
+                      <w:sz w:val="52"/>
+                      <w:szCs w:val="52"/>
+                    </w:rPr>
+                    <m:t>l</m:t>
+                  </m:r>
+                </m:e>
+              </m:d>
+            </m:sup>
+          </m:sSubSup>
+          <m:d>
+            <m:dPr>
+              <m:ctrlPr>
+                <w:rPr>
+                  <w:rFonts w:ascii="Cambria Math" w:hAnsi="Cambria Math"/>
+                  <w:i/>
+                  <w:sz w:val="52"/>
+                  <w:szCs w:val="52"/>
+                </w:rPr>
+              </m:ctrlPr>
+            </m:dPr>
+            <m:e>
+              <m:sSubSup>
+                <m:sSubSupPr>
+                  <m:ctrlPr>
+                    <w:rPr>
+                      <w:rFonts w:ascii="Cambria Math" w:hAnsi="Cambria Math"/>
+                      <w:i/>
+                      <w:sz w:val="52"/>
+                      <w:szCs w:val="52"/>
+                    </w:rPr>
+                  </m:ctrlPr>
+                </m:sSubSupPr>
+                <m:e>
+                  <m:r>
+                    <w:rPr>
+                      <w:rFonts w:ascii="Cambria Math" w:hAnsi="Cambria Math"/>
+                      <w:sz w:val="52"/>
+                      <w:szCs w:val="52"/>
+                    </w:rPr>
+                    <m:t>z</m:t>
+                  </m:r>
+                </m:e>
+                <m:sub>
+                  <m:r>
+                    <w:rPr>
+                      <w:rFonts w:ascii="Cambria Math" w:hAnsi="Cambria Math"/>
+                      <w:sz w:val="52"/>
+                      <w:szCs w:val="52"/>
+                    </w:rPr>
+                    <m:t>1</m:t>
+                  </m:r>
+                  <m:r>
+                    <w:rPr>
+                      <w:rFonts w:ascii="Cambria Math" w:hAnsi="Cambria Math"/>
+                      <w:sz w:val="52"/>
+                      <w:szCs w:val="52"/>
+                    </w:rPr>
+                    <m:t>,i</m:t>
+                  </m:r>
+                </m:sub>
+                <m:sup>
+                  <m:d>
+                    <m:dPr>
+                      <m:begChr m:val="["/>
+                      <m:endChr m:val="]"/>
+                      <m:ctrlPr>
+                        <w:rPr>
+                          <w:rFonts w:ascii="Cambria Math" w:hAnsi="Cambria Math"/>
+                          <w:i/>
+                          <w:sz w:val="52"/>
+                          <w:szCs w:val="52"/>
+                        </w:rPr>
+                      </m:ctrlPr>
+                    </m:dPr>
+                    <m:e>
+                      <m:r>
+                        <w:rPr>
+                          <w:rFonts w:ascii="Cambria Math" w:hAnsi="Cambria Math"/>
+                          <w:sz w:val="52"/>
+                          <w:szCs w:val="52"/>
+                        </w:rPr>
+                        <m:t>l</m:t>
+                      </m:r>
+                    </m:e>
+                  </m:d>
+                </m:sup>
+              </m:sSubSup>
+              <m:r>
+                <w:rPr>
+                  <w:rFonts w:ascii="Cambria Math" w:hAnsi="Cambria Math"/>
+                  <w:sz w:val="52"/>
+                  <w:szCs w:val="52"/>
+                </w:rPr>
+                <m:t xml:space="preserve">, …, </m:t>
+              </m:r>
+              <m:sSubSup>
+                <m:sSubSupPr>
+                  <m:ctrlPr>
+                    <w:rPr>
+                      <w:rFonts w:ascii="Cambria Math" w:hAnsi="Cambria Math"/>
+                      <w:i/>
+                      <w:sz w:val="52"/>
+                      <w:szCs w:val="52"/>
+                    </w:rPr>
+                  </m:ctrlPr>
+                </m:sSubSupPr>
+                <m:e>
+                  <m:r>
+                    <w:rPr>
+                      <w:rFonts w:ascii="Cambria Math" w:hAnsi="Cambria Math"/>
+                      <w:sz w:val="52"/>
+                      <w:szCs w:val="52"/>
+                    </w:rPr>
+                    <m:t>z</m:t>
+                  </m:r>
+                </m:e>
+                <m:sub>
+                  <m:r>
+                    <w:rPr>
+                      <w:rFonts w:ascii="Cambria Math" w:hAnsi="Cambria Math"/>
+                      <w:sz w:val="52"/>
+                      <w:szCs w:val="52"/>
+                    </w:rPr>
+                    <m:t>j,i</m:t>
+                  </m:r>
+                </m:sub>
+                <m:sup>
+                  <m:d>
+                    <m:dPr>
+                      <m:begChr m:val="["/>
+                      <m:endChr m:val="]"/>
+                      <m:ctrlPr>
+                        <w:rPr>
+                          <w:rFonts w:ascii="Cambria Math" w:hAnsi="Cambria Math"/>
+                          <w:i/>
+                          <w:sz w:val="52"/>
+                          <w:szCs w:val="52"/>
+                        </w:rPr>
+                      </m:ctrlPr>
+                    </m:dPr>
+                    <m:e>
+                      <m:r>
+                        <w:rPr>
+                          <w:rFonts w:ascii="Cambria Math" w:hAnsi="Cambria Math"/>
+                          <w:sz w:val="52"/>
+                          <w:szCs w:val="52"/>
+                        </w:rPr>
+                        <m:t>l</m:t>
+                      </m:r>
+                    </m:e>
+                  </m:d>
+                </m:sup>
+              </m:sSubSup>
+              <m:r>
+                <w:rPr>
+                  <w:rFonts w:ascii="Cambria Math" w:hAnsi="Cambria Math"/>
+                  <w:sz w:val="52"/>
+                  <w:szCs w:val="52"/>
+                </w:rPr>
+                <m:t xml:space="preserve">, …, </m:t>
+              </m:r>
+              <m:sSubSup>
+                <m:sSubSupPr>
+                  <m:ctrlPr>
+                    <w:rPr>
+                      <w:rFonts w:ascii="Cambria Math" w:hAnsi="Cambria Math"/>
+                      <w:i/>
+                      <w:sz w:val="52"/>
+                      <w:szCs w:val="52"/>
+                    </w:rPr>
+                  </m:ctrlPr>
+                </m:sSubSupPr>
+                <m:e>
+                  <m:r>
+                    <w:rPr>
+                      <w:rFonts w:ascii="Cambria Math" w:hAnsi="Cambria Math"/>
+                      <w:sz w:val="52"/>
+                      <w:szCs w:val="52"/>
+                    </w:rPr>
+                    <m:t>z</m:t>
+                  </m:r>
+                </m:e>
+                <m:sub>
+                  <m:r>
+                    <w:rPr>
+                      <w:rFonts w:ascii="Cambria Math" w:hAnsi="Cambria Math"/>
+                      <w:sz w:val="52"/>
+                      <w:szCs w:val="52"/>
+                    </w:rPr>
+                    <m:t>n</m:t>
+                  </m:r>
+                  <m:d>
+                    <m:dPr>
+                      <m:begChr m:val="["/>
+                      <m:endChr m:val="]"/>
+                      <m:ctrlPr>
+                        <w:rPr>
+                          <w:rFonts w:ascii="Cambria Math" w:hAnsi="Cambria Math"/>
+                          <w:i/>
+                          <w:sz w:val="52"/>
+                          <w:szCs w:val="52"/>
+                        </w:rPr>
+                      </m:ctrlPr>
+                    </m:dPr>
+                    <m:e>
+                      <m:r>
+                        <w:rPr>
+                          <w:rFonts w:ascii="Cambria Math" w:hAnsi="Cambria Math"/>
+                          <w:sz w:val="52"/>
+                          <w:szCs w:val="52"/>
+                        </w:rPr>
+                        <m:t>l</m:t>
+                      </m:r>
+                    </m:e>
+                  </m:d>
+                  <m:r>
+                    <w:rPr>
+                      <w:rFonts w:ascii="Cambria Math" w:hAnsi="Cambria Math"/>
+                      <w:sz w:val="52"/>
+                      <w:szCs w:val="52"/>
+                    </w:rPr>
+                    <m:t>,i</m:t>
+                  </m:r>
+                </m:sub>
+                <m:sup>
+                  <m:d>
+                    <m:dPr>
+                      <m:begChr m:val="["/>
+                      <m:endChr m:val="]"/>
+                      <m:ctrlPr>
+                        <w:rPr>
+                          <w:rFonts w:ascii="Cambria Math" w:hAnsi="Cambria Math"/>
+                          <w:i/>
+                          <w:sz w:val="52"/>
+                          <w:szCs w:val="52"/>
+                        </w:rPr>
+                      </m:ctrlPr>
+                    </m:dPr>
+                    <m:e>
+                      <m:r>
+                        <w:rPr>
+                          <w:rFonts w:ascii="Cambria Math" w:hAnsi="Cambria Math"/>
+                          <w:sz w:val="52"/>
+                          <w:szCs w:val="52"/>
+                        </w:rPr>
+                        <m:t>l</m:t>
+                      </m:r>
+                    </m:e>
+                  </m:d>
+                </m:sup>
+              </m:sSubSup>
+            </m:e>
+          </m:d>
+          <m:r>
+            <w:rPr>
+              <w:rFonts w:ascii="Cambria Math" w:hAnsi="Cambria Math"/>
+              <w:sz w:val="52"/>
+              <w:szCs w:val="52"/>
+            </w:rPr>
+            <w:br/>
+          </m:r>
+        </m:oMath>
+        <m:oMath>
+          <m:r>
+            <w:rPr>
+              <w:rFonts w:ascii="Cambria Math" w:hAnsi="Cambria Math"/>
+              <w:sz w:val="52"/>
+              <w:szCs w:val="52"/>
+            </w:rPr>
+            <w:br/>
+          </m:r>
+        </m:oMath>
+        <m:oMath>
+          <m:r>
+            <w:rPr>
+              <w:rFonts w:ascii="Cambria Math" w:eastAsiaTheme="minorEastAsia" w:hAnsi="Cambria Math"/>
+              <w:sz w:val="52"/>
+              <w:szCs w:val="52"/>
+            </w:rPr>
+            <m:t xml:space="preserve">        =</m:t>
+          </m:r>
+          <m:func>
+            <m:funcPr>
+              <m:ctrlPr>
+                <w:rPr>
+                  <w:rFonts w:ascii="Cambria Math" w:eastAsiaTheme="minorEastAsia" w:hAnsi="Cambria Math"/>
+                  <w:sz w:val="52"/>
+                  <w:szCs w:val="52"/>
+                </w:rPr>
+              </m:ctrlPr>
+            </m:funcPr>
+            <m:fName>
+              <m:r>
+                <m:rPr>
+                  <m:sty m:val="p"/>
+                </m:rPr>
+                <w:rPr>
+                  <w:rFonts w:ascii="Cambria Math" w:eastAsiaTheme="minorEastAsia" w:hAnsi="Cambria Math"/>
+                  <w:sz w:val="52"/>
+                  <w:szCs w:val="52"/>
+                </w:rPr>
+                <m:t>max</m:t>
+              </m:r>
+              <m:ctrlPr>
+                <w:rPr>
+                  <w:rFonts w:ascii="Cambria Math" w:eastAsiaTheme="minorEastAsia" w:hAnsi="Cambria Math"/>
+                  <w:i/>
+                  <w:sz w:val="52"/>
+                  <w:szCs w:val="52"/>
+                </w:rPr>
+              </m:ctrlPr>
+            </m:fName>
+            <m:e>
+              <m:d>
+                <m:dPr>
+                  <m:ctrlPr>
+                    <w:rPr>
+                      <w:rFonts w:ascii="Cambria Math" w:eastAsiaTheme="minorEastAsia" w:hAnsi="Cambria Math"/>
+                      <w:i/>
+                      <w:sz w:val="52"/>
+                      <w:szCs w:val="52"/>
+                    </w:rPr>
+                  </m:ctrlPr>
+                </m:dPr>
+                <m:e>
+                  <m:sSubSup>
+                    <m:sSubSupPr>
+                      <m:ctrlPr>
+                        <w:rPr>
+                          <w:rFonts w:ascii="Cambria Math" w:hAnsi="Cambria Math"/>
+                          <w:i/>
+                          <w:sz w:val="52"/>
+                          <w:szCs w:val="52"/>
+                        </w:rPr>
+                      </m:ctrlPr>
+                    </m:sSubSupPr>
+                    <m:e>
+                      <m:r>
+                        <w:rPr>
+                          <w:rFonts w:ascii="Cambria Math" w:hAnsi="Cambria Math"/>
+                          <w:sz w:val="52"/>
+                          <w:szCs w:val="52"/>
+                        </w:rPr>
+                        <m:t>z</m:t>
+                      </m:r>
+                    </m:e>
+                    <m:sub>
+                      <m:r>
+                        <w:rPr>
+                          <w:rFonts w:ascii="Cambria Math" w:hAnsi="Cambria Math"/>
+                          <w:sz w:val="52"/>
+                          <w:szCs w:val="52"/>
+                        </w:rPr>
+                        <m:t>j,i</m:t>
+                      </m:r>
+                    </m:sub>
+                    <m:sup>
+                      <m:d>
+                        <m:dPr>
+                          <m:begChr m:val="["/>
+                          <m:endChr m:val="]"/>
+                          <m:ctrlPr>
+                            <w:rPr>
+                              <w:rFonts w:ascii="Cambria Math" w:hAnsi="Cambria Math"/>
+                              <w:i/>
+                              <w:sz w:val="52"/>
+                              <w:szCs w:val="52"/>
+                            </w:rPr>
+                          </m:ctrlPr>
+                        </m:dPr>
+                        <m:e>
+                          <m:r>
+                            <w:rPr>
+                              <w:rFonts w:ascii="Cambria Math" w:hAnsi="Cambria Math"/>
+                              <w:sz w:val="52"/>
+                              <w:szCs w:val="52"/>
+                            </w:rPr>
+                            <m:t>l</m:t>
+                          </m:r>
+                        </m:e>
+                      </m:d>
+                    </m:sup>
+                  </m:sSubSup>
+                </m:e>
+              </m:d>
+            </m:e>
+          </m:func>
+          <m:r>
+            <w:rPr>
+              <w:rFonts w:ascii="Cambria Math" w:eastAsiaTheme="minorEastAsia" w:hAnsi="Cambria Math"/>
+              <w:sz w:val="52"/>
+              <w:szCs w:val="52"/>
+            </w:rPr>
+            <w:br/>
+          </m:r>
+        </m:oMath>
+        <m:oMath>
+          <m:r>
+            <m:rPr>
+              <m:sty m:val="p"/>
+            </m:rPr>
+            <w:rPr>
+              <w:rFonts w:eastAsiaTheme="minorEastAsia"/>
+              <w:sz w:val="52"/>
+              <w:szCs w:val="52"/>
+            </w:rPr>
+            <w:br/>
+          </m:r>
+        </m:oMath>
+        <m:oMath>
+          <m:r>
+            <w:rPr>
+              <w:rFonts w:ascii="Cambria Math" w:eastAsiaTheme="minorEastAsia" w:hAnsi="Cambria Math"/>
+              <w:sz w:val="52"/>
+              <w:szCs w:val="52"/>
+            </w:rPr>
+            <m:t xml:space="preserve">        =</m:t>
+          </m:r>
+          <m:d>
+            <m:dPr>
+              <m:begChr m:val="{"/>
+              <m:endChr m:val=""/>
+              <m:ctrlPr>
+                <w:rPr>
+                  <w:rFonts w:ascii="Cambria Math" w:eastAsiaTheme="minorEastAsia" w:hAnsi="Cambria Math"/>
+                  <w:i/>
+                  <w:sz w:val="52"/>
+                  <w:szCs w:val="52"/>
+                </w:rPr>
+              </m:ctrlPr>
+            </m:dPr>
+            <m:e>
+              <m:eqArr>
+                <m:eqArrPr>
+                  <m:ctrlPr>
+                    <w:rPr>
+                      <w:rFonts w:ascii="Cambria Math" w:eastAsiaTheme="minorEastAsia" w:hAnsi="Cambria Math"/>
+                      <w:i/>
+                      <w:sz w:val="52"/>
+                      <w:szCs w:val="52"/>
+                    </w:rPr>
+                  </m:ctrlPr>
+                </m:eqArrPr>
+                <m:e>
+                  <m:sSubSup>
+                    <m:sSubSupPr>
+                      <m:ctrlPr>
+                        <w:rPr>
+                          <w:rFonts w:ascii="Cambria Math" w:hAnsi="Cambria Math"/>
+                          <w:i/>
+                          <w:sz w:val="52"/>
+                          <w:szCs w:val="52"/>
+                        </w:rPr>
+                      </m:ctrlPr>
+                    </m:sSubSupPr>
+                    <m:e>
+                      <m:r>
+                        <w:rPr>
+                          <w:rFonts w:ascii="Cambria Math" w:hAnsi="Cambria Math"/>
+                          <w:sz w:val="52"/>
+                          <w:szCs w:val="52"/>
+                        </w:rPr>
+                        <m:t>z</m:t>
+                      </m:r>
+                    </m:e>
+                    <m:sub>
+                      <m:r>
+                        <w:rPr>
+                          <w:rFonts w:ascii="Cambria Math" w:hAnsi="Cambria Math"/>
+                          <w:sz w:val="52"/>
+                          <w:szCs w:val="52"/>
+                        </w:rPr>
+                        <m:t>j,i</m:t>
+                      </m:r>
+                    </m:sub>
+                    <m:sup>
+                      <m:d>
+                        <m:dPr>
+                          <m:begChr m:val="["/>
+                          <m:endChr m:val="]"/>
+                          <m:ctrlPr>
+                            <w:rPr>
+                              <w:rFonts w:ascii="Cambria Math" w:hAnsi="Cambria Math"/>
+                              <w:i/>
+                              <w:sz w:val="52"/>
+                              <w:szCs w:val="52"/>
+                            </w:rPr>
+                          </m:ctrlPr>
+                        </m:dPr>
+                        <m:e>
+                          <m:r>
+                            <w:rPr>
+                              <w:rFonts w:ascii="Cambria Math" w:hAnsi="Cambria Math"/>
+                              <w:sz w:val="52"/>
+                              <w:szCs w:val="52"/>
+                            </w:rPr>
+                            <m:t>l</m:t>
+                          </m:r>
+                        </m:e>
+                      </m:d>
+                    </m:sup>
+                  </m:sSubSup>
+                  <m:r>
+                    <w:rPr>
+                      <w:rFonts w:ascii="Cambria Math" w:eastAsiaTheme="minorEastAsia" w:hAnsi="Cambria Math"/>
+                      <w:sz w:val="52"/>
+                      <w:szCs w:val="52"/>
+                    </w:rPr>
+                    <m:t xml:space="preserve">        if </m:t>
+                  </m:r>
+                  <m:sSubSup>
+                    <m:sSubSupPr>
+                      <m:ctrlPr>
+                        <w:rPr>
+                          <w:rFonts w:ascii="Cambria Math" w:hAnsi="Cambria Math"/>
+                          <w:i/>
+                          <w:sz w:val="52"/>
+                          <w:szCs w:val="52"/>
+                        </w:rPr>
+                      </m:ctrlPr>
+                    </m:sSubSupPr>
+                    <m:e>
+                      <m:r>
+                        <w:rPr>
+                          <w:rFonts w:ascii="Cambria Math" w:hAnsi="Cambria Math"/>
+                          <w:sz w:val="52"/>
+                          <w:szCs w:val="52"/>
+                        </w:rPr>
+                        <m:t>z</m:t>
+                      </m:r>
+                    </m:e>
+                    <m:sub>
+                      <m:r>
+                        <w:rPr>
+                          <w:rFonts w:ascii="Cambria Math" w:hAnsi="Cambria Math"/>
+                          <w:sz w:val="52"/>
+                          <w:szCs w:val="52"/>
+                        </w:rPr>
+                        <m:t>j,i</m:t>
+                      </m:r>
+                    </m:sub>
+                    <m:sup>
+                      <m:d>
+                        <m:dPr>
+                          <m:begChr m:val="["/>
+                          <m:endChr m:val="]"/>
+                          <m:ctrlPr>
+                            <w:rPr>
+                              <w:rFonts w:ascii="Cambria Math" w:hAnsi="Cambria Math"/>
+                              <w:i/>
+                              <w:sz w:val="52"/>
+                              <w:szCs w:val="52"/>
+                            </w:rPr>
+                          </m:ctrlPr>
+                        </m:dPr>
+                        <m:e>
+                          <m:r>
+                            <w:rPr>
+                              <w:rFonts w:ascii="Cambria Math" w:hAnsi="Cambria Math"/>
+                              <w:sz w:val="52"/>
+                              <w:szCs w:val="52"/>
+                            </w:rPr>
+                            <m:t>l</m:t>
+                          </m:r>
+                        </m:e>
+                      </m:d>
+                    </m:sup>
+                  </m:sSubSup>
+                  <m:r>
+                    <w:rPr>
+                      <w:rFonts w:ascii="Cambria Math" w:eastAsiaTheme="minorEastAsia" w:hAnsi="Cambria Math"/>
+                      <w:sz w:val="52"/>
+                      <w:szCs w:val="52"/>
+                    </w:rPr>
+                    <m:t>&gt;0</m:t>
+                  </m:r>
+                </m:e>
+                <m:e>
+                  <m:r>
+                    <w:rPr>
+                      <w:rFonts w:ascii="Cambria Math" w:eastAsiaTheme="minorEastAsia" w:hAnsi="Cambria Math"/>
+                      <w:sz w:val="52"/>
+                      <w:szCs w:val="52"/>
+                    </w:rPr>
+                    <m:t>0                  otherwise</m:t>
+                  </m:r>
+                </m:e>
+              </m:eqArr>
+            </m:e>
+          </m:d>
+        </m:oMath>
+      </m:oMathPara>
+    </w:p>
+    <w:p>
+      <w:pPr>
+        <w:rPr>
+          <w:rFonts w:eastAsiaTheme="minorEastAsia"/>
+          <w:sz w:val="24"/>
+          <w:szCs w:val="24"/>
+        </w:rPr>
+      </w:pPr>
+    </w:p>
+    <w:p>
+      <w:pPr>
+        <w:rPr>
+          <w:sz w:val="28"/>
+          <w:szCs w:val="28"/>
+        </w:rPr>
+      </w:pPr>
+      <w:r>
+        <w:rPr>
+          <w:sz w:val="28"/>
+          <w:szCs w:val="28"/>
+        </w:rPr>
+        <w:t xml:space="preserve"> </w:t>
+      </w:r>
+      <w:r>
+        <w:rPr>
+          <w:sz w:val="28"/>
+          <w:szCs w:val="28"/>
+        </w:rPr>
+        <w:t xml:space="preserve">The vectorized version of the </w:t>
+      </w:r>
+      <w:proofErr w:type="spellStart"/>
+      <w:r>
+        <w:rPr>
+          <w:sz w:val="28"/>
+          <w:szCs w:val="28"/>
+        </w:rPr>
+        <w:t>ReLU</w:t>
+      </w:r>
+      <w:proofErr w:type="spellEnd"/>
+      <w:r>
+        <w:rPr>
+          <w:sz w:val="28"/>
+          <w:szCs w:val="28"/>
+        </w:rPr>
+        <w:t xml:space="preserve"> activation function </w:t>
+      </w:r>
+      <w:r>
+        <w:rPr>
+          <w:sz w:val="28"/>
+          <w:szCs w:val="28"/>
+        </w:rPr>
+        <w:t>is as follows:</w:t>
+      </w:r>
+    </w:p>
+    <w:p>
+      <w:pPr>
+        <w:rPr>
+          <w:sz w:val="28"/>
+          <w:szCs w:val="28"/>
+        </w:rPr>
+      </w:pPr>
+    </w:p>
+    <w:p>
+      <w:pPr>
+        <w:rPr>
+          <w:rFonts w:eastAsiaTheme="minorEastAsia"/>
+          <w:sz w:val="48"/>
+          <w:szCs w:val="48"/>
+        </w:rPr>
+      </w:pPr>
+      <m:oMathPara>
+        <m:oMath>
+          <m:sSup>
+            <m:sSupPr>
+              <m:ctrlPr>
+                <w:rPr>
+                  <w:rFonts w:ascii="Cambria Math" w:eastAsiaTheme="minorEastAsia" w:hAnsi="Cambria Math"/>
+                  <w:i/>
+                  <w:sz w:val="48"/>
+                  <w:szCs w:val="48"/>
+                </w:rPr>
+              </m:ctrlPr>
+            </m:sSupPr>
+            <m:e>
+              <m:r>
+                <w:rPr>
+                  <w:rFonts w:ascii="Cambria Math" w:eastAsiaTheme="minorEastAsia" w:hAnsi="Cambria Math"/>
+                  <w:sz w:val="48"/>
+                  <w:szCs w:val="48"/>
+                </w:rPr>
+                <m:t>A</m:t>
+              </m:r>
+            </m:e>
+            <m:sup>
+              <m:d>
+                <m:dPr>
+                  <m:begChr m:val="["/>
+                  <m:endChr m:val="]"/>
+                  <m:ctrlPr>
+                    <w:rPr>
+                      <w:rFonts w:ascii="Cambria Math" w:eastAsiaTheme="minorEastAsia" w:hAnsi="Cambria Math"/>
+                      <w:i/>
+                      <w:sz w:val="48"/>
+                      <w:szCs w:val="48"/>
+                    </w:rPr>
+                  </m:ctrlPr>
+                </m:dPr>
+                <m:e>
+                  <m:r>
+                    <w:rPr>
+                      <w:rFonts w:ascii="Cambria Math" w:eastAsiaTheme="minorEastAsia" w:hAnsi="Cambria Math"/>
+                      <w:sz w:val="48"/>
+                      <w:szCs w:val="48"/>
+                    </w:rPr>
+                    <m:t>L</m:t>
+                  </m:r>
+                </m:e>
+              </m:d>
+            </m:sup>
+          </m:sSup>
+          <m:r>
+            <w:rPr>
+              <w:rFonts w:ascii="Cambria Math" w:eastAsiaTheme="minorEastAsia" w:hAnsi="Cambria Math"/>
+              <w:sz w:val="48"/>
+              <w:szCs w:val="48"/>
+            </w:rPr>
+            <m:t>=</m:t>
+          </m:r>
+          <m:func>
+            <m:funcPr>
+              <m:ctrlPr>
+                <w:rPr>
+                  <w:rFonts w:ascii="Cambria Math" w:eastAsiaTheme="minorEastAsia" w:hAnsi="Cambria Math"/>
+                  <w:sz w:val="48"/>
+                  <w:szCs w:val="48"/>
+                </w:rPr>
+              </m:ctrlPr>
+            </m:funcPr>
+            <m:fName>
+              <m:r>
+                <m:rPr>
+                  <m:sty m:val="p"/>
+                </m:rPr>
+                <w:rPr>
+                  <w:rFonts w:ascii="Cambria Math" w:eastAsiaTheme="minorEastAsia" w:hAnsi="Cambria Math"/>
+                  <w:sz w:val="48"/>
+                  <w:szCs w:val="48"/>
+                </w:rPr>
+                <m:t>max</m:t>
+              </m:r>
+              <m:ctrlPr>
+                <w:rPr>
+                  <w:rFonts w:ascii="Cambria Math" w:eastAsiaTheme="minorEastAsia" w:hAnsi="Cambria Math"/>
+                  <w:i/>
+                  <w:sz w:val="48"/>
+                  <w:szCs w:val="48"/>
+                </w:rPr>
+              </m:ctrlPr>
+            </m:fName>
+            <m:e>
+              <m:d>
+                <m:dPr>
+                  <m:ctrlPr>
+                    <w:rPr>
+                      <w:rFonts w:ascii="Cambria Math" w:eastAsiaTheme="minorEastAsia" w:hAnsi="Cambria Math"/>
+                      <w:i/>
+                      <w:sz w:val="48"/>
+                      <w:szCs w:val="48"/>
+                    </w:rPr>
+                  </m:ctrlPr>
+                </m:dPr>
+                <m:e>
+                  <m:r>
+                    <w:rPr>
+                      <w:rFonts w:ascii="Cambria Math" w:eastAsiaTheme="minorEastAsia" w:hAnsi="Cambria Math"/>
+                      <w:sz w:val="48"/>
+                      <w:szCs w:val="48"/>
+                    </w:rPr>
+                    <m:t xml:space="preserve">0, </m:t>
+                  </m:r>
+                  <m:sSup>
+                    <m:sSupPr>
+                      <m:ctrlPr>
+                        <w:rPr>
+                          <w:rFonts w:ascii="Cambria Math" w:eastAsiaTheme="minorEastAsia" w:hAnsi="Cambria Math"/>
+                          <w:i/>
+                          <w:sz w:val="48"/>
+                          <w:szCs w:val="48"/>
+                        </w:rPr>
+                      </m:ctrlPr>
+                    </m:sSupPr>
+                    <m:e>
+                      <m:r>
+                        <w:rPr>
+                          <w:rFonts w:ascii="Cambria Math" w:eastAsiaTheme="minorEastAsia" w:hAnsi="Cambria Math"/>
+                          <w:sz w:val="48"/>
+                          <w:szCs w:val="48"/>
+                        </w:rPr>
+                        <m:t>Z</m:t>
+                      </m:r>
+                    </m:e>
+                    <m:sup>
+                      <m:d>
+                        <m:dPr>
+                          <m:begChr m:val="["/>
+                          <m:endChr m:val="]"/>
+                          <m:ctrlPr>
+                            <w:rPr>
+                              <w:rFonts w:ascii="Cambria Math" w:eastAsiaTheme="minorEastAsia" w:hAnsi="Cambria Math"/>
+                              <w:i/>
+                              <w:sz w:val="48"/>
+                              <w:szCs w:val="48"/>
+                            </w:rPr>
+                          </m:ctrlPr>
+                        </m:dPr>
+                        <m:e>
+                          <m:r>
+                            <w:rPr>
+                              <w:rFonts w:ascii="Cambria Math" w:eastAsiaTheme="minorEastAsia" w:hAnsi="Cambria Math"/>
+                              <w:sz w:val="48"/>
+                              <w:szCs w:val="48"/>
+                            </w:rPr>
+                            <m:t>L</m:t>
+                          </m:r>
+                        </m:e>
+                      </m:d>
+                    </m:sup>
+                  </m:sSup>
+                </m:e>
+              </m:d>
+            </m:e>
+          </m:func>
+        </m:oMath>
+      </m:oMathPara>
+    </w:p>
+    <w:p>
+      <w:pPr>
+        <w:rPr>
+          <w:rFonts w:eastAsiaTheme="minorEastAsia"/>
+          <w:sz w:val="24"/>
+          <w:szCs w:val="24"/>
+        </w:rPr>
+      </w:pPr>
+    </w:p>
+    <w:p>
+      <w:pPr>
+        <w:rPr>
+          <w:rFonts w:eastAsiaTheme="minorEastAsia"/>
+          <w:b/>
+          <w:bCs/>
+          <w:sz w:val="28"/>
+          <w:szCs w:val="28"/>
+        </w:rPr>
+      </w:pPr>
+      <w:r>
+        <w:rPr>
+          <w:rFonts w:eastAsiaTheme="minorEastAsia"/>
+          <w:b/>
+          <w:bCs/>
+          <w:sz w:val="28"/>
+          <w:szCs w:val="28"/>
+        </w:rPr>
+        <w:t>Sigmoid Activation Function</w:t>
+      </w:r>
+    </w:p>
+    <w:p>
+      <w:pPr>
+        <w:rPr>
+          <w:rStyle w:val="hgkelc"/>
+          <w:sz w:val="24"/>
+          <w:szCs w:val="24"/>
+          <w:lang w:val="en"/>
+        </w:rPr>
+      </w:pPr>
+      <w:r>
+        <w:rPr>
+          <w:rStyle w:val="hgkelc"/>
+          <w:sz w:val="24"/>
+          <w:szCs w:val="24"/>
+          <w:lang w:val="en"/>
+        </w:rPr>
+        <w:t>The sigmoid function has an "S"-shaped curve that asymptotes to 0 for large negative numbers and 1 for large positive numbers. The outputs can be easily interpreted as probabilities, which makes it natural for binary classification problems.</w:t>
+      </w:r>
+      <w:r>
+        <w:rPr>
+          <w:rStyle w:val="hgkelc"/>
+          <w:sz w:val="24"/>
+          <w:szCs w:val="24"/>
+          <w:lang w:val="en"/>
+        </w:rPr>
+        <w:t xml:space="preserve"> </w:t>
+      </w:r>
+      <w:r>
+        <w:rPr>
+          <w:rStyle w:val="hgkelc"/>
+          <w:sz w:val="24"/>
+          <w:szCs w:val="24"/>
+          <w:lang w:val="en"/>
+        </w:rPr>
+        <w:t>We use this function as activation function for the output layer of the network, which will be used for binary classification tasks. This function would be mathematically explained as follows:</w:t>
+      </w:r>
+    </w:p>
+    <w:p>
+      <w:pPr>
+        <w:rPr>
+          <w:rStyle w:val="hgkelc"/>
+          <w:sz w:val="24"/>
+          <w:szCs w:val="24"/>
+          <w:lang w:val="en"/>
+        </w:rPr>
+      </w:pPr>
+    </w:p>
+    <w:p>
+      <w:pPr>
+        <w:rPr>
+          <w:rFonts w:eastAsiaTheme="minorEastAsia"/>
+          <w:sz w:val="52"/>
+          <w:szCs w:val="52"/>
+        </w:rPr>
+      </w:pPr>
+      <m:oMathPara>
+        <m:oMath>
+          <m:sSubSup>
+            <m:sSubSupPr>
+              <m:ctrlPr>
+                <w:rPr>
+                  <w:rFonts w:ascii="Cambria Math" w:hAnsi="Cambria Math"/>
+                  <w:i/>
+                  <w:sz w:val="52"/>
+                  <w:szCs w:val="52"/>
+                </w:rPr>
+              </m:ctrlPr>
+            </m:sSubSupPr>
+            <m:e>
+              <m:r>
+                <w:rPr>
+                  <w:rFonts w:ascii="Cambria Math" w:hAnsi="Cambria Math"/>
+                  <w:sz w:val="52"/>
+                  <w:szCs w:val="52"/>
+                </w:rPr>
+                <m:t>a</m:t>
+              </m:r>
+            </m:e>
+            <m:sub>
+              <m:r>
+                <w:rPr>
+                  <w:rFonts w:ascii="Cambria Math" w:hAnsi="Cambria Math"/>
+                  <w:sz w:val="52"/>
+                  <w:szCs w:val="52"/>
+                </w:rPr>
+                <m:t>j,i</m:t>
+              </m:r>
+            </m:sub>
+            <m:sup>
+              <m:d>
+                <m:dPr>
+                  <m:begChr m:val="["/>
+                  <m:endChr m:val="]"/>
+                  <m:ctrlPr>
+                    <w:rPr>
+                      <w:rFonts w:ascii="Cambria Math" w:hAnsi="Cambria Math"/>
+                      <w:i/>
+                      <w:sz w:val="52"/>
+                      <w:szCs w:val="52"/>
+                    </w:rPr>
+                  </m:ctrlPr>
+                </m:dPr>
+                <m:e>
+                  <m:r>
+                    <w:rPr>
+                      <w:rFonts w:ascii="Cambria Math" w:hAnsi="Cambria Math"/>
+                      <w:sz w:val="52"/>
+                      <w:szCs w:val="52"/>
+                    </w:rPr>
+                    <m:t>l</m:t>
+                  </m:r>
+                </m:e>
+              </m:d>
+            </m:sup>
+          </m:sSubSup>
+          <m:r>
+            <w:rPr>
+              <w:rFonts w:ascii="Cambria Math" w:hAnsi="Cambria Math"/>
+              <w:sz w:val="52"/>
+              <w:szCs w:val="52"/>
+            </w:rPr>
+            <m:t>=</m:t>
+          </m:r>
+          <m:sSubSup>
+            <m:sSubSupPr>
+              <m:ctrlPr>
+                <w:rPr>
+                  <w:rFonts w:ascii="Cambria Math" w:hAnsi="Cambria Math"/>
+                  <w:i/>
+                  <w:sz w:val="52"/>
+                  <w:szCs w:val="52"/>
+                </w:rPr>
+              </m:ctrlPr>
+            </m:sSubSupPr>
+            <m:e>
+              <m:r>
+                <w:rPr>
+                  <w:rFonts w:ascii="Cambria Math" w:hAnsi="Cambria Math"/>
+                  <w:sz w:val="52"/>
+                  <w:szCs w:val="52"/>
+                </w:rPr>
+                <m:t>g</m:t>
+              </m:r>
+            </m:e>
+            <m:sub>
+              <m:r>
+                <w:rPr>
+                  <w:rFonts w:ascii="Cambria Math" w:hAnsi="Cambria Math"/>
+                  <w:sz w:val="52"/>
+                  <w:szCs w:val="52"/>
+                </w:rPr>
+                <m:t>j</m:t>
+              </m:r>
+            </m:sub>
+            <m:sup>
+              <m:d>
+                <m:dPr>
+                  <m:begChr m:val="["/>
+                  <m:endChr m:val="]"/>
+                  <m:ctrlPr>
+                    <w:rPr>
+                      <w:rFonts w:ascii="Cambria Math" w:hAnsi="Cambria Math"/>
+                      <w:i/>
+                      <w:sz w:val="52"/>
+                      <w:szCs w:val="52"/>
+                    </w:rPr>
+                  </m:ctrlPr>
+                </m:dPr>
+                <m:e>
+                  <m:r>
+                    <w:rPr>
+                      <w:rFonts w:ascii="Cambria Math" w:hAnsi="Cambria Math"/>
+                      <w:sz w:val="52"/>
+                      <w:szCs w:val="52"/>
+                    </w:rPr>
+                    <m:t>l</m:t>
+                  </m:r>
+                </m:e>
+              </m:d>
+            </m:sup>
+          </m:sSubSup>
+          <m:d>
+            <m:dPr>
+              <m:ctrlPr>
+                <w:rPr>
+                  <w:rFonts w:ascii="Cambria Math" w:hAnsi="Cambria Math"/>
+                  <w:i/>
+                  <w:sz w:val="52"/>
+                  <w:szCs w:val="52"/>
+                </w:rPr>
+              </m:ctrlPr>
+            </m:dPr>
+            <m:e>
+              <m:sSubSup>
+                <m:sSubSupPr>
+                  <m:ctrlPr>
+                    <w:rPr>
+                      <w:rFonts w:ascii="Cambria Math" w:hAnsi="Cambria Math"/>
+                      <w:i/>
+                      <w:sz w:val="52"/>
+                      <w:szCs w:val="52"/>
+                    </w:rPr>
+                  </m:ctrlPr>
+                </m:sSubSupPr>
+                <m:e>
+                  <m:r>
+                    <w:rPr>
+                      <w:rFonts w:ascii="Cambria Math" w:hAnsi="Cambria Math"/>
+                      <w:sz w:val="52"/>
+                      <w:szCs w:val="52"/>
+                    </w:rPr>
+                    <m:t>z</m:t>
+                  </m:r>
+                </m:e>
+                <m:sub>
+                  <m:r>
+                    <w:rPr>
+                      <w:rFonts w:ascii="Cambria Math" w:hAnsi="Cambria Math"/>
+                      <w:sz w:val="52"/>
+                      <w:szCs w:val="52"/>
+                    </w:rPr>
+                    <m:t>1,i</m:t>
+                  </m:r>
+                </m:sub>
+                <m:sup>
+                  <m:d>
+                    <m:dPr>
+                      <m:begChr m:val="["/>
+                      <m:endChr m:val="]"/>
+                      <m:ctrlPr>
+                        <w:rPr>
+                          <w:rFonts w:ascii="Cambria Math" w:hAnsi="Cambria Math"/>
+                          <w:i/>
+                          <w:sz w:val="52"/>
+                          <w:szCs w:val="52"/>
+                        </w:rPr>
+                      </m:ctrlPr>
+                    </m:dPr>
+                    <m:e>
+                      <m:r>
+                        <w:rPr>
+                          <w:rFonts w:ascii="Cambria Math" w:hAnsi="Cambria Math"/>
+                          <w:sz w:val="52"/>
+                          <w:szCs w:val="52"/>
+                        </w:rPr>
+                        <m:t>l</m:t>
+                      </m:r>
+                    </m:e>
+                  </m:d>
+                </m:sup>
+              </m:sSubSup>
+              <m:r>
+                <w:rPr>
+                  <w:rFonts w:ascii="Cambria Math" w:hAnsi="Cambria Math"/>
+                  <w:sz w:val="52"/>
+                  <w:szCs w:val="52"/>
+                </w:rPr>
+                <m:t xml:space="preserve">, …, </m:t>
+              </m:r>
+              <m:sSubSup>
+                <m:sSubSupPr>
+                  <m:ctrlPr>
+                    <w:rPr>
+                      <w:rFonts w:ascii="Cambria Math" w:hAnsi="Cambria Math"/>
+                      <w:i/>
+                      <w:sz w:val="52"/>
+                      <w:szCs w:val="52"/>
+                    </w:rPr>
+                  </m:ctrlPr>
+                </m:sSubSupPr>
+                <m:e>
+                  <m:r>
+                    <w:rPr>
+                      <w:rFonts w:ascii="Cambria Math" w:hAnsi="Cambria Math"/>
+                      <w:sz w:val="52"/>
+                      <w:szCs w:val="52"/>
+                    </w:rPr>
+                    <m:t>z</m:t>
+                  </m:r>
+                </m:e>
+                <m:sub>
+                  <m:r>
+                    <w:rPr>
+                      <w:rFonts w:ascii="Cambria Math" w:hAnsi="Cambria Math"/>
+                      <w:sz w:val="52"/>
+                      <w:szCs w:val="52"/>
+                    </w:rPr>
+                    <m:t>j,i</m:t>
+                  </m:r>
+                </m:sub>
+                <m:sup>
+                  <m:d>
+                    <m:dPr>
+                      <m:begChr m:val="["/>
+                      <m:endChr m:val="]"/>
+                      <m:ctrlPr>
+                        <w:rPr>
+                          <w:rFonts w:ascii="Cambria Math" w:hAnsi="Cambria Math"/>
+                          <w:i/>
+                          <w:sz w:val="52"/>
+                          <w:szCs w:val="52"/>
+                        </w:rPr>
+                      </m:ctrlPr>
+                    </m:dPr>
+                    <m:e>
+                      <m:r>
+                        <w:rPr>
+                          <w:rFonts w:ascii="Cambria Math" w:hAnsi="Cambria Math"/>
+                          <w:sz w:val="52"/>
+                          <w:szCs w:val="52"/>
+                        </w:rPr>
+                        <m:t>l</m:t>
+                      </m:r>
+                    </m:e>
+                  </m:d>
+                </m:sup>
+              </m:sSubSup>
+              <m:r>
+                <w:rPr>
+                  <w:rFonts w:ascii="Cambria Math" w:hAnsi="Cambria Math"/>
+                  <w:sz w:val="52"/>
+                  <w:szCs w:val="52"/>
+                </w:rPr>
+                <m:t xml:space="preserve">, …, </m:t>
+              </m:r>
+              <m:sSubSup>
+                <m:sSubSupPr>
+                  <m:ctrlPr>
+                    <w:rPr>
+                      <w:rFonts w:ascii="Cambria Math" w:hAnsi="Cambria Math"/>
+                      <w:i/>
+                      <w:sz w:val="52"/>
+                      <w:szCs w:val="52"/>
+                    </w:rPr>
+                  </m:ctrlPr>
+                </m:sSubSupPr>
+                <m:e>
+                  <m:r>
+                    <w:rPr>
+                      <w:rFonts w:ascii="Cambria Math" w:hAnsi="Cambria Math"/>
+                      <w:sz w:val="52"/>
+                      <w:szCs w:val="52"/>
+                    </w:rPr>
+                    <m:t>z</m:t>
+                  </m:r>
+                </m:e>
+                <m:sub>
+                  <m:r>
+                    <w:rPr>
+                      <w:rFonts w:ascii="Cambria Math" w:hAnsi="Cambria Math"/>
+                      <w:sz w:val="52"/>
+                      <w:szCs w:val="52"/>
+                    </w:rPr>
+                    <m:t>n</m:t>
+                  </m:r>
+                  <m:d>
+                    <m:dPr>
+                      <m:begChr m:val="["/>
+                      <m:endChr m:val="]"/>
+                      <m:ctrlPr>
+                        <w:rPr>
+                          <w:rFonts w:ascii="Cambria Math" w:hAnsi="Cambria Math"/>
+                          <w:i/>
+                          <w:sz w:val="52"/>
+                          <w:szCs w:val="52"/>
+                        </w:rPr>
+                      </m:ctrlPr>
+                    </m:dPr>
+                    <m:e>
+                      <m:r>
+                        <w:rPr>
+                          <w:rFonts w:ascii="Cambria Math" w:hAnsi="Cambria Math"/>
+                          <w:sz w:val="52"/>
+                          <w:szCs w:val="52"/>
+                        </w:rPr>
+                        <m:t>l</m:t>
+                      </m:r>
+                    </m:e>
+                  </m:d>
+                  <m:r>
+                    <w:rPr>
+                      <w:rFonts w:ascii="Cambria Math" w:hAnsi="Cambria Math"/>
+                      <w:sz w:val="52"/>
+                      <w:szCs w:val="52"/>
+                    </w:rPr>
+                    <m:t>,i</m:t>
+                  </m:r>
+                </m:sub>
+                <m:sup>
+                  <m:d>
+                    <m:dPr>
+                      <m:begChr m:val="["/>
+                      <m:endChr m:val="]"/>
+                      <m:ctrlPr>
+                        <w:rPr>
+                          <w:rFonts w:ascii="Cambria Math" w:hAnsi="Cambria Math"/>
+                          <w:i/>
+                          <w:sz w:val="52"/>
+                          <w:szCs w:val="52"/>
+                        </w:rPr>
+                      </m:ctrlPr>
+                    </m:dPr>
+                    <m:e>
+                      <m:r>
+                        <w:rPr>
+                          <w:rFonts w:ascii="Cambria Math" w:hAnsi="Cambria Math"/>
+                          <w:sz w:val="52"/>
+                          <w:szCs w:val="52"/>
+                        </w:rPr>
+                        <m:t>l</m:t>
+                      </m:r>
+                    </m:e>
+                  </m:d>
+                </m:sup>
+              </m:sSubSup>
+            </m:e>
+          </m:d>
+          <m:r>
+            <w:rPr>
+              <w:rFonts w:ascii="Cambria Math" w:hAnsi="Cambria Math"/>
+              <w:sz w:val="52"/>
+              <w:szCs w:val="52"/>
+            </w:rPr>
+            <w:br/>
+          </m:r>
+        </m:oMath>
+        <m:oMath>
+          <m:r>
+            <m:rPr>
+              <m:sty m:val="p"/>
+            </m:rPr>
+            <w:rPr>
+              <w:rFonts w:eastAsiaTheme="minorEastAsia"/>
+              <w:sz w:val="52"/>
+              <w:szCs w:val="52"/>
+            </w:rPr>
+            <w:br/>
+          </m:r>
+        </m:oMath>
+        <m:oMath>
+          <m:r>
+            <w:rPr>
+              <w:rFonts w:ascii="Cambria Math" w:eastAsiaTheme="minorEastAsia" w:hAnsi="Cambria Math"/>
+              <w:sz w:val="52"/>
+              <w:szCs w:val="52"/>
+            </w:rPr>
+            <m:t xml:space="preserve">       </m:t>
+          </m:r>
+          <m:r>
+            <w:rPr>
+              <w:rFonts w:ascii="Cambria Math" w:eastAsiaTheme="minorEastAsia" w:hAnsi="Cambria Math"/>
+              <w:sz w:val="52"/>
+              <w:szCs w:val="52"/>
+            </w:rPr>
+            <m:t xml:space="preserve"> </m:t>
+          </m:r>
+          <m:r>
+            <w:rPr>
+              <w:rFonts w:ascii="Cambria Math" w:eastAsiaTheme="minorEastAsia" w:hAnsi="Cambria Math"/>
+              <w:sz w:val="52"/>
+              <w:szCs w:val="52"/>
+            </w:rPr>
+            <m:t>=σ</m:t>
+          </m:r>
+          <m:d>
+            <m:dPr>
+              <m:ctrlPr>
+                <w:rPr>
+                  <w:rFonts w:ascii="Cambria Math" w:eastAsiaTheme="minorEastAsia" w:hAnsi="Cambria Math"/>
+                  <w:i/>
+                  <w:sz w:val="52"/>
+                  <w:szCs w:val="52"/>
+                </w:rPr>
+              </m:ctrlPr>
+            </m:dPr>
+            <m:e>
+              <m:sSubSup>
+                <m:sSubSupPr>
+                  <m:ctrlPr>
+                    <w:rPr>
+                      <w:rFonts w:ascii="Cambria Math" w:hAnsi="Cambria Math"/>
+                      <w:i/>
+                      <w:sz w:val="52"/>
+                      <w:szCs w:val="52"/>
+                    </w:rPr>
+                  </m:ctrlPr>
+                </m:sSubSupPr>
+                <m:e>
+                  <m:r>
+                    <w:rPr>
+                      <w:rFonts w:ascii="Cambria Math" w:hAnsi="Cambria Math"/>
+                      <w:sz w:val="52"/>
+                      <w:szCs w:val="52"/>
+                    </w:rPr>
+                    <m:t>z</m:t>
+                  </m:r>
+                </m:e>
+                <m:sub>
+                  <m:r>
+                    <w:rPr>
+                      <w:rFonts w:ascii="Cambria Math" w:hAnsi="Cambria Math"/>
+                      <w:sz w:val="52"/>
+                      <w:szCs w:val="52"/>
+                    </w:rPr>
+                    <m:t>j,i</m:t>
+                  </m:r>
+                </m:sub>
+                <m:sup>
+                  <m:d>
+                    <m:dPr>
+                      <m:begChr m:val="["/>
+                      <m:endChr m:val="]"/>
+                      <m:ctrlPr>
+                        <w:rPr>
+                          <w:rFonts w:ascii="Cambria Math" w:hAnsi="Cambria Math"/>
+                          <w:i/>
+                          <w:sz w:val="52"/>
+                          <w:szCs w:val="52"/>
+                        </w:rPr>
+                      </m:ctrlPr>
+                    </m:dPr>
+                    <m:e>
+                      <m:r>
+                        <w:rPr>
+                          <w:rFonts w:ascii="Cambria Math" w:hAnsi="Cambria Math"/>
+                          <w:sz w:val="52"/>
+                          <w:szCs w:val="52"/>
+                        </w:rPr>
+                        <m:t>l</m:t>
+                      </m:r>
+                    </m:e>
+                  </m:d>
+                </m:sup>
+              </m:sSubSup>
+            </m:e>
+          </m:d>
+          <m:r>
+            <w:rPr>
+              <w:rFonts w:ascii="Cambria Math" w:eastAsiaTheme="minorEastAsia" w:hAnsi="Cambria Math"/>
+              <w:sz w:val="52"/>
+              <w:szCs w:val="52"/>
+            </w:rPr>
+            <w:br/>
+          </m:r>
+        </m:oMath>
+        <m:oMath>
+          <m:r>
+            <m:rPr>
+              <m:sty m:val="p"/>
+            </m:rPr>
+            <w:rPr>
+              <w:rFonts w:eastAsiaTheme="minorEastAsia"/>
+              <w:sz w:val="52"/>
+              <w:szCs w:val="52"/>
+            </w:rPr>
+            <w:br/>
+          </m:r>
+        </m:oMath>
+        <m:oMath>
+          <m:r>
+            <w:rPr>
+              <w:rFonts w:ascii="Cambria Math" w:eastAsiaTheme="minorEastAsia" w:hAnsi="Cambria Math"/>
+              <w:sz w:val="52"/>
+              <w:szCs w:val="52"/>
+            </w:rPr>
+            <m:t xml:space="preserve">        </m:t>
+          </m:r>
+          <m:r>
+            <w:rPr>
+              <w:rFonts w:ascii="Cambria Math" w:eastAsiaTheme="minorEastAsia" w:hAnsi="Cambria Math"/>
+              <w:sz w:val="52"/>
+              <w:szCs w:val="52"/>
+            </w:rPr>
+            <m:t xml:space="preserve">= </m:t>
+          </m:r>
+          <m:f>
+            <m:fPr>
+              <m:ctrlPr>
+                <w:rPr>
+                  <w:rFonts w:ascii="Cambria Math" w:eastAsiaTheme="minorEastAsia" w:hAnsi="Cambria Math"/>
+                  <w:i/>
+                  <w:sz w:val="52"/>
+                  <w:szCs w:val="52"/>
+                </w:rPr>
+              </m:ctrlPr>
+            </m:fPr>
+            <m:num>
+              <m:r>
+                <w:rPr>
+                  <w:rFonts w:ascii="Cambria Math" w:eastAsiaTheme="minorEastAsia" w:hAnsi="Cambria Math"/>
+                  <w:sz w:val="52"/>
+                  <w:szCs w:val="52"/>
+                </w:rPr>
+                <m:t>1</m:t>
+              </m:r>
+            </m:num>
+            <m:den>
+              <m:r>
+                <w:rPr>
+                  <w:rFonts w:ascii="Cambria Math" w:eastAsiaTheme="minorEastAsia" w:hAnsi="Cambria Math"/>
+                  <w:sz w:val="52"/>
+                  <w:szCs w:val="52"/>
+                </w:rPr>
+                <m:t>1+</m:t>
+              </m:r>
+              <m:sSup>
+                <m:sSupPr>
+                  <m:ctrlPr>
+                    <w:rPr>
+                      <w:rFonts w:ascii="Cambria Math" w:eastAsiaTheme="minorEastAsia" w:hAnsi="Cambria Math"/>
+                      <w:sz w:val="52"/>
+                      <w:szCs w:val="52"/>
+                    </w:rPr>
+                  </m:ctrlPr>
+                </m:sSupPr>
+                <m:e>
+                  <m:r>
+                    <w:rPr>
+                      <w:rFonts w:ascii="Cambria Math" w:eastAsiaTheme="minorEastAsia" w:hAnsi="Cambria Math"/>
+                      <w:sz w:val="52"/>
+                      <w:szCs w:val="52"/>
+                    </w:rPr>
+                    <m:t>e</m:t>
+                  </m:r>
+                </m:e>
+                <m:sup>
+                  <m:sSubSup>
+                    <m:sSubSupPr>
+                      <m:ctrlPr>
+                        <w:rPr>
+                          <w:rFonts w:ascii="Cambria Math" w:eastAsiaTheme="minorEastAsia" w:hAnsi="Cambria Math"/>
+                          <w:i/>
+                          <w:sz w:val="52"/>
+                          <w:szCs w:val="52"/>
+                        </w:rPr>
+                      </m:ctrlPr>
+                    </m:sSubSupPr>
+                    <m:e>
+                      <m:r>
+                        <w:rPr>
+                          <w:rFonts w:ascii="Cambria Math" w:eastAsiaTheme="minorEastAsia" w:hAnsi="Cambria Math"/>
+                          <w:sz w:val="52"/>
+                          <w:szCs w:val="52"/>
+                        </w:rPr>
+                        <m:t>-z</m:t>
+                      </m:r>
+                    </m:e>
+                    <m:sub>
+                      <m:r>
+                        <w:rPr>
+                          <w:rFonts w:ascii="Cambria Math" w:eastAsiaTheme="minorEastAsia" w:hAnsi="Cambria Math"/>
+                          <w:sz w:val="52"/>
+                          <w:szCs w:val="52"/>
+                        </w:rPr>
+                        <m:t>j,i</m:t>
+                      </m:r>
+                    </m:sub>
+                    <m:sup>
+                      <m:d>
+                        <m:dPr>
+                          <m:begChr m:val="["/>
+                          <m:endChr m:val="]"/>
+                          <m:ctrlPr>
+                            <w:rPr>
+                              <w:rFonts w:ascii="Cambria Math" w:eastAsiaTheme="minorEastAsia" w:hAnsi="Cambria Math"/>
+                              <w:i/>
+                              <w:sz w:val="52"/>
+                              <w:szCs w:val="52"/>
+                            </w:rPr>
+                          </m:ctrlPr>
+                        </m:dPr>
+                        <m:e>
+                          <m:r>
+                            <w:rPr>
+                              <w:rFonts w:ascii="Cambria Math" w:eastAsiaTheme="minorEastAsia" w:hAnsi="Cambria Math"/>
+                              <w:sz w:val="52"/>
+                              <w:szCs w:val="52"/>
+                            </w:rPr>
+                            <m:t>l</m:t>
+                          </m:r>
+                        </m:e>
+                      </m:d>
+                    </m:sup>
+                  </m:sSubSup>
+                </m:sup>
+              </m:sSup>
+            </m:den>
+          </m:f>
+        </m:oMath>
+      </m:oMathPara>
+    </w:p>
+    <w:p>
+      <w:pPr>
+        <w:rPr>
+          <w:rFonts w:eastAsiaTheme="minorEastAsia"/>
+          <w:sz w:val="52"/>
+          <w:szCs w:val="52"/>
+        </w:rPr>
+      </w:pPr>
+    </w:p>
+    <w:p>
+      <w:pPr>
+        <w:rPr>
+          <w:rFonts w:eastAsiaTheme="minorEastAsia"/>
+          <w:sz w:val="24"/>
+          <w:szCs w:val="24"/>
+        </w:rPr>
+      </w:pPr>
+      <w:r>
+        <w:rPr>
+          <w:rFonts w:eastAsiaTheme="minorEastAsia"/>
+          <w:sz w:val="24"/>
+          <w:szCs w:val="24"/>
+        </w:rPr>
+        <w:t>The vectorized form of sigmoid function is as follows:</w:t>
+      </w:r>
+    </w:p>
+    <w:p>
+      <w:pPr>
+        <w:rPr>
+          <w:rFonts w:eastAsiaTheme="minorEastAsia"/>
+          <w:sz w:val="24"/>
+          <w:szCs w:val="24"/>
+        </w:rPr>
+      </w:pPr>
+    </w:p>
+    <w:p>
+      <w:pPr>
+        <w:rPr>
+          <w:rFonts w:eastAsiaTheme="minorEastAsia"/>
+          <w:sz w:val="52"/>
+          <w:szCs w:val="52"/>
+        </w:rPr>
+      </w:pPr>
+      <m:oMathPara>
+        <m:oMath>
+          <m:sSup>
+            <m:sSupPr>
+              <m:ctrlPr>
+                <w:rPr>
+                  <w:rFonts w:ascii="Cambria Math" w:eastAsiaTheme="minorEastAsia" w:hAnsi="Cambria Math"/>
+                  <w:i/>
+                  <w:sz w:val="52"/>
+                  <w:szCs w:val="52"/>
+                </w:rPr>
+              </m:ctrlPr>
+            </m:sSupPr>
+            <m:e>
+              <m:r>
+                <w:rPr>
+                  <w:rFonts w:ascii="Cambria Math" w:eastAsiaTheme="minorEastAsia" w:hAnsi="Cambria Math"/>
+                  <w:sz w:val="52"/>
+                  <w:szCs w:val="52"/>
+                </w:rPr>
+                <m:t>A</m:t>
+              </m:r>
+            </m:e>
+            <m:sup>
+              <m:d>
+                <m:dPr>
+                  <m:begChr m:val="["/>
+                  <m:endChr m:val="]"/>
+                  <m:ctrlPr>
+                    <w:rPr>
+                      <w:rFonts w:ascii="Cambria Math" w:eastAsiaTheme="minorEastAsia" w:hAnsi="Cambria Math"/>
+                      <w:i/>
+                      <w:sz w:val="52"/>
+                      <w:szCs w:val="52"/>
+                    </w:rPr>
+                  </m:ctrlPr>
+                </m:dPr>
+                <m:e>
+                  <m:r>
+                    <w:rPr>
+                      <w:rFonts w:ascii="Cambria Math" w:eastAsiaTheme="minorEastAsia" w:hAnsi="Cambria Math"/>
+                      <w:sz w:val="52"/>
+                      <w:szCs w:val="52"/>
+                    </w:rPr>
+                    <m:t>L</m:t>
+                  </m:r>
+                </m:e>
+              </m:d>
+            </m:sup>
+          </m:sSup>
+          <m:r>
+            <w:rPr>
+              <w:rFonts w:ascii="Cambria Math" w:eastAsiaTheme="minorEastAsia" w:hAnsi="Cambria Math"/>
+              <w:sz w:val="52"/>
+              <w:szCs w:val="52"/>
+            </w:rPr>
+            <m:t xml:space="preserve">= </m:t>
+          </m:r>
+          <m:f>
+            <m:fPr>
+              <m:ctrlPr>
+                <w:rPr>
+                  <w:rFonts w:ascii="Cambria Math" w:eastAsiaTheme="minorEastAsia" w:hAnsi="Cambria Math"/>
+                  <w:i/>
+                  <w:sz w:val="52"/>
+                  <w:szCs w:val="52"/>
+                </w:rPr>
+              </m:ctrlPr>
+            </m:fPr>
+            <m:num>
+              <m:r>
+                <w:rPr>
+                  <w:rFonts w:ascii="Cambria Math" w:eastAsiaTheme="minorEastAsia" w:hAnsi="Cambria Math"/>
+                  <w:sz w:val="52"/>
+                  <w:szCs w:val="52"/>
+                </w:rPr>
+                <m:t>i</m:t>
+              </m:r>
+            </m:num>
+            <m:den>
+              <m:r>
+                <w:rPr>
+                  <w:rFonts w:ascii="Cambria Math" w:eastAsiaTheme="minorEastAsia" w:hAnsi="Cambria Math"/>
+                  <w:sz w:val="52"/>
+                  <w:szCs w:val="52"/>
+                </w:rPr>
+                <m:t xml:space="preserve">1+ </m:t>
+              </m:r>
+              <m:sSup>
+                <m:sSupPr>
+                  <m:ctrlPr>
+                    <w:rPr>
+                      <w:rFonts w:ascii="Cambria Math" w:eastAsiaTheme="minorEastAsia" w:hAnsi="Cambria Math"/>
+                      <w:sz w:val="52"/>
+                      <w:szCs w:val="52"/>
+                    </w:rPr>
+                  </m:ctrlPr>
+                </m:sSupPr>
+                <m:e>
+                  <m:r>
+                    <w:rPr>
+                      <w:rFonts w:ascii="Cambria Math" w:eastAsiaTheme="minorEastAsia" w:hAnsi="Cambria Math"/>
+                      <w:sz w:val="52"/>
+                      <w:szCs w:val="52"/>
+                    </w:rPr>
+                    <m:t>e</m:t>
+                  </m:r>
+                </m:e>
+                <m:sup>
+                  <m:sSup>
+                    <m:sSupPr>
+                      <m:ctrlPr>
+                        <w:rPr>
+                          <w:rFonts w:ascii="Cambria Math" w:eastAsiaTheme="minorEastAsia" w:hAnsi="Cambria Math"/>
+                          <w:i/>
+                          <w:sz w:val="52"/>
+                          <w:szCs w:val="52"/>
+                        </w:rPr>
+                      </m:ctrlPr>
+                    </m:sSupPr>
+                    <m:e>
+                      <m:r>
+                        <w:rPr>
+                          <w:rFonts w:ascii="Cambria Math" w:eastAsiaTheme="minorEastAsia" w:hAnsi="Cambria Math"/>
+                          <w:sz w:val="52"/>
+                          <w:szCs w:val="52"/>
+                        </w:rPr>
+                        <m:t>-Z</m:t>
+                      </m:r>
+                    </m:e>
+                    <m:sup>
+                      <m:d>
+                        <m:dPr>
+                          <m:begChr m:val="["/>
+                          <m:endChr m:val="]"/>
+                          <m:ctrlPr>
+                            <w:rPr>
+                              <w:rFonts w:ascii="Cambria Math" w:eastAsiaTheme="minorEastAsia" w:hAnsi="Cambria Math"/>
+                              <w:i/>
+                              <w:sz w:val="52"/>
+                              <w:szCs w:val="52"/>
+                            </w:rPr>
+                          </m:ctrlPr>
+                        </m:dPr>
+                        <m:e>
+                          <m:r>
+                            <w:rPr>
+                              <w:rFonts w:ascii="Cambria Math" w:eastAsiaTheme="minorEastAsia" w:hAnsi="Cambria Math"/>
+                              <w:sz w:val="52"/>
+                              <w:szCs w:val="52"/>
+                            </w:rPr>
+                            <m:t>l</m:t>
+                          </m:r>
+                        </m:e>
+                      </m:d>
+                    </m:sup>
+                  </m:sSup>
+                </m:sup>
+              </m:sSup>
+              <m:r>
+                <w:rPr>
+                  <w:rFonts w:ascii="Cambria Math" w:eastAsiaTheme="minorEastAsia" w:hAnsi="Cambria Math"/>
+                  <w:sz w:val="52"/>
+                  <w:szCs w:val="52"/>
+                </w:rPr>
+                <m:t xml:space="preserve"> </m:t>
+              </m:r>
+            </m:den>
+          </m:f>
+        </m:oMath>
+      </m:oMathPara>
+    </w:p>
+    <w:p>
+      <w:pPr>
+        <w:rPr>
+          <w:smallCaps/>
+          <w:sz w:val="24"/>
+          <w:szCs w:val="24"/>
+        </w:rPr>
+      </w:pPr>
+    </w:p>
+    <w:p>
+      <w:pPr>
+        <w:rPr>
+          <w:b/>
+          <w:bCs/>
+          <w:sz w:val="28"/>
+          <w:szCs w:val="28"/>
+        </w:rPr>
+      </w:pPr>
+    </w:p>
+    <w:p>
+      <w:pPr>
+        <w:rPr>
+          <w:sz w:val="24"/>
+          <w:szCs w:val="24"/>
+        </w:rPr>
+      </w:pPr>
+      <w:r>
+        <w:rPr>
+          <w:sz w:val="24"/>
+          <w:szCs w:val="24"/>
+        </w:rPr>
+        <w:t xml:space="preserve">After </w:t>
+      </w:r>
+      <w:proofErr w:type="gramStart"/>
+      <w:r>
+        <w:rPr>
+          <w:sz w:val="24"/>
+          <w:szCs w:val="24"/>
+        </w:rPr>
+        <w:t xml:space="preserve">applying </w:t>
+      </w:r>
+      <w:r>
+        <w:rPr>
+          <w:sz w:val="24"/>
+          <w:szCs w:val="24"/>
+        </w:rPr>
+        <w:t xml:space="preserve"> non</w:t>
+      </w:r>
+      <w:proofErr w:type="gramEnd"/>
+      <w:r>
+        <w:rPr>
+          <w:sz w:val="24"/>
+          <w:szCs w:val="24"/>
+        </w:rPr>
+        <w:t xml:space="preserve"> linearity</w:t>
+      </w:r>
+      <w:r>
+        <w:rPr>
+          <w:sz w:val="24"/>
+          <w:szCs w:val="24"/>
+        </w:rPr>
+        <w:t xml:space="preserve">, using activation function, </w:t>
+      </w:r>
+      <w:r>
+        <w:rPr>
+          <w:sz w:val="24"/>
+          <w:szCs w:val="24"/>
+        </w:rPr>
+        <w:t xml:space="preserve">to each perceptron in </w:t>
+      </w:r>
+      <w:r>
+        <w:rPr>
+          <w:sz w:val="24"/>
+          <w:szCs w:val="24"/>
+        </w:rPr>
+        <w:t xml:space="preserve">a layer the calculated values from each perceptron will be passed to the next layer till the last layer. In the last layer after </w:t>
+      </w:r>
+      <w:proofErr w:type="gramStart"/>
+      <w:r>
+        <w:rPr>
+          <w:sz w:val="24"/>
+          <w:szCs w:val="24"/>
+        </w:rPr>
+        <w:t>calculating  Z</w:t>
+      </w:r>
+      <w:proofErr w:type="gramEnd"/>
+      <w:r>
+        <w:rPr>
+          <w:sz w:val="24"/>
+          <w:szCs w:val="24"/>
+        </w:rPr>
+        <w:t xml:space="preserve">[L] (Z vector) the sigmoid </w:t>
+      </w:r>
+      <w:r>
+        <w:rPr>
+          <w:sz w:val="24"/>
+          <w:szCs w:val="24"/>
+        </w:rPr>
+        <w:t xml:space="preserve">activation function will be applied to the Z[L] vector and the out come of this step is defined </w:t>
+      </w:r>
+      <w:proofErr w:type="spellStart"/>
+      <w:r>
+        <w:rPr>
+          <w:sz w:val="24"/>
+          <w:szCs w:val="24"/>
+        </w:rPr>
+        <w:t>ad</w:t>
+      </w:r>
+      <w:proofErr w:type="spellEnd"/>
+      <w:r>
+        <w:rPr>
+          <w:sz w:val="24"/>
+          <w:szCs w:val="24"/>
+        </w:rPr>
+        <w:t xml:space="preserve"> predicted or </w:t>
+      </w:r>
+      <w:proofErr w:type="spellStart"/>
+      <w:r>
+        <w:rPr>
           <w:sz w:val="24"/>
           <w:szCs w:val="24"/>
         </w:rPr>
         <w:lastRenderedPageBreak/>
-        <w:t>chosen</w:t>
+        <w:t>Y_hat</w:t>
+      </w:r>
+      <w:proofErr w:type="spellEnd"/>
+      <w:r>
+        <w:rPr>
+          <w:sz w:val="24"/>
+          <w:szCs w:val="24"/>
+        </w:rPr>
+        <w:t xml:space="preserve">. In this step </w:t>
+      </w:r>
+      <w:proofErr w:type="spellStart"/>
+      <w:r>
+        <w:rPr>
+          <w:sz w:val="24"/>
+          <w:szCs w:val="24"/>
+        </w:rPr>
+        <w:t>Y_hat</w:t>
+      </w:r>
+      <w:proofErr w:type="spellEnd"/>
+      <w:r>
+        <w:rPr>
+          <w:sz w:val="24"/>
+          <w:szCs w:val="24"/>
+        </w:rPr>
+        <w:t xml:space="preserve"> vector will be compared to the actual vector of targets (Y) and the difference between </w:t>
+      </w:r>
+      <w:proofErr w:type="gramStart"/>
+      <w:r>
+        <w:rPr>
+          <w:sz w:val="24"/>
+          <w:szCs w:val="24"/>
+        </w:rPr>
+        <w:t>those two vector</w:t>
       </w:r>
       <w:proofErr w:type="gramEnd"/>
       <w:r>
@@ -893,36 +3618,1846 @@
           <w:sz w:val="24"/>
           <w:szCs w:val="24"/>
         </w:rPr>
-        <w:t xml:space="preserve"> based on the task and the nature of the data, in </w:t>
-      </w:r>
-      <w:r>
-        <w:rPr>
-          <w:sz w:val="24"/>
-          <w:szCs w:val="24"/>
-        </w:rPr>
-        <w:t xml:space="preserve">our </w:t>
-      </w:r>
-      <w:r>
-        <w:rPr>
-          <w:sz w:val="24"/>
-          <w:szCs w:val="24"/>
-        </w:rPr>
-        <w:t xml:space="preserve">case we use a sigmoid activation function for the output layer, which results in a Boolean </w:t>
-      </w:r>
-      <w:r>
-        <w:rPr>
-          <w:sz w:val="24"/>
-          <w:szCs w:val="24"/>
-        </w:rPr>
-        <w:t>output prediction</w:t>
-      </w:r>
-      <w:r>
-        <w:rPr>
-          <w:sz w:val="24"/>
-          <w:szCs w:val="24"/>
-        </w:rPr>
-        <w:t>.</w:t>
-      </w:r>
+        <w:t xml:space="preserve"> </w:t>
+      </w:r>
+      <w:r>
+        <w:rPr>
+          <w:sz w:val="24"/>
+          <w:szCs w:val="24"/>
+        </w:rPr>
+        <w:t>is defined as cost.</w:t>
+      </w:r>
+    </w:p>
+    <w:p>
+      <w:pPr>
+        <w:rPr>
+          <w:sz w:val="24"/>
+          <w:szCs w:val="24"/>
+        </w:rPr>
+      </w:pPr>
+    </w:p>
+    <w:p>
+      <w:pPr>
+        <w:rPr>
+          <w:rStyle w:val="hgkelc"/>
+          <w:sz w:val="24"/>
+          <w:szCs w:val="24"/>
+          <w:lang w:val="en"/>
+        </w:rPr>
+      </w:pPr>
+      <w:r>
+        <w:rPr>
+          <w:rStyle w:val="hgkelc"/>
+          <w:sz w:val="24"/>
+          <w:szCs w:val="24"/>
+          <w:lang w:val="en"/>
+        </w:rPr>
+        <w:t>Cross Entropy Loss Function</w:t>
+      </w:r>
+    </w:p>
+    <w:p>
+      <w:pPr>
+        <w:rPr>
+          <w:rStyle w:val="hgkelc"/>
+          <w:sz w:val="24"/>
+          <w:szCs w:val="24"/>
+          <w:lang w:val="en"/>
+        </w:rPr>
+      </w:pPr>
+      <w:r>
+        <w:rPr>
+          <w:rStyle w:val="hgkelc"/>
+          <w:sz w:val="24"/>
+          <w:szCs w:val="24"/>
+          <w:lang w:val="en"/>
+        </w:rPr>
+        <w:t>Cross-entropy loss, or log loss, measures the performance of a classification model whose output is a probability value between 0 and 1</w:t>
+      </w:r>
+      <w:r>
+        <w:rPr>
+          <w:rStyle w:val="hgkelc"/>
+          <w:sz w:val="24"/>
+          <w:szCs w:val="24"/>
+          <w:lang w:val="en"/>
+        </w:rPr>
+        <w:t xml:space="preserve">. In our case the output of the forward propagation of the </w:t>
+      </w:r>
+      <w:proofErr w:type="spellStart"/>
+      <w:proofErr w:type="gramStart"/>
+      <w:r>
+        <w:rPr>
+          <w:rStyle w:val="hgkelc"/>
+          <w:sz w:val="24"/>
+          <w:szCs w:val="24"/>
+          <w:lang w:val="en"/>
+        </w:rPr>
+        <w:t>ith</w:t>
+      </w:r>
+      <w:proofErr w:type="spellEnd"/>
+      <w:r>
+        <w:rPr>
+          <w:rStyle w:val="hgkelc"/>
+          <w:sz w:val="24"/>
+          <w:szCs w:val="24"/>
+          <w:lang w:val="en"/>
+        </w:rPr>
+        <w:t xml:space="preserve">  Iteration</w:t>
+      </w:r>
+      <w:proofErr w:type="gramEnd"/>
+      <w:r>
+        <w:rPr>
+          <w:rStyle w:val="hgkelc"/>
+          <w:sz w:val="24"/>
+          <w:szCs w:val="24"/>
+          <w:lang w:val="en"/>
+        </w:rPr>
+        <w:t xml:space="preserve"> of the network  is a set, vector,  of prediction, probabilities, corresponding to</w:t>
+      </w:r>
+      <w:r>
+        <w:rPr>
+          <w:rStyle w:val="hgkelc"/>
+          <w:sz w:val="24"/>
+          <w:szCs w:val="24"/>
+          <w:lang w:val="en"/>
+        </w:rPr>
+        <w:t xml:space="preserve"> the training </w:t>
+      </w:r>
+      <w:r>
+        <w:rPr>
+          <w:rStyle w:val="hgkelc"/>
+          <w:sz w:val="24"/>
+          <w:szCs w:val="24"/>
+          <w:lang w:val="en"/>
+        </w:rPr>
+        <w:t xml:space="preserve"> </w:t>
+      </w:r>
+      <w:r>
+        <w:rPr>
+          <w:rStyle w:val="hgkelc"/>
+          <w:sz w:val="24"/>
+          <w:szCs w:val="24"/>
+          <w:lang w:val="en"/>
+        </w:rPr>
+        <w:t>examples</w:t>
+      </w:r>
+      <w:r>
+        <w:rPr>
+          <w:rStyle w:val="hgkelc"/>
+          <w:sz w:val="24"/>
+          <w:szCs w:val="24"/>
+          <w:lang w:val="en"/>
+        </w:rPr>
+        <w:t xml:space="preserve"> which should be compared to the actual label of each example</w:t>
+      </w:r>
+      <w:r>
+        <w:rPr>
+          <w:rStyle w:val="hgkelc"/>
+          <w:sz w:val="24"/>
+          <w:szCs w:val="24"/>
+          <w:lang w:val="en"/>
+        </w:rPr>
+        <w:t xml:space="preserve"> to find out how good the model performance is. In other words, with the comparison of predicted and actual labels at the end of each iteration (forward propagation part) we find out how the model performance changed in compare to the previous iterations</w:t>
+      </w:r>
+      <w:r>
+        <w:rPr>
+          <w:rStyle w:val="hgkelc"/>
+          <w:sz w:val="24"/>
+          <w:szCs w:val="24"/>
+          <w:lang w:val="en"/>
+        </w:rPr>
+        <w:t>. The mathematical explanation of log loss is as follows:</w:t>
+      </w:r>
+    </w:p>
+    <w:p>
+      <w:pPr>
+        <w:rPr>
+          <w:rStyle w:val="hgkelc"/>
+          <w:sz w:val="24"/>
+          <w:szCs w:val="24"/>
+          <w:lang w:val="en"/>
+        </w:rPr>
+      </w:pPr>
+    </w:p>
+    <w:p>
+      <w:pPr>
+        <w:rPr>
+          <w:sz w:val="40"/>
+          <w:szCs w:val="40"/>
+        </w:rPr>
+      </w:pPr>
+      <w:r>
+        <w:rPr>
+          <w:rStyle w:val="hgkelc"/>
+          <w:sz w:val="40"/>
+          <w:szCs w:val="40"/>
+          <w:lang w:val="en"/>
+        </w:rPr>
+        <w:t xml:space="preserve"> </w:t>
+      </w:r>
+      <w:r>
+        <w:rPr>
+          <w:rStyle w:val="hgkelc"/>
+          <w:sz w:val="40"/>
+          <w:szCs w:val="40"/>
+          <w:lang w:val="en"/>
+        </w:rPr>
+        <w:br/>
+      </w:r>
+      <m:oMathPara>
+        <m:oMath>
+          <m:r>
+            <w:rPr>
+              <w:rStyle w:val="hgkelc"/>
+              <w:rFonts w:ascii="Cambria Math" w:hAnsi="Cambria Math"/>
+              <w:sz w:val="40"/>
+              <w:szCs w:val="40"/>
+              <w:lang w:val="en"/>
+            </w:rPr>
+            <m:t>J=f</m:t>
+          </m:r>
+          <m:d>
+            <m:dPr>
+              <m:ctrlPr>
+                <w:rPr>
+                  <w:rStyle w:val="hgkelc"/>
+                  <w:rFonts w:ascii="Cambria Math" w:hAnsi="Cambria Math"/>
+                  <w:i/>
+                  <w:sz w:val="40"/>
+                  <w:szCs w:val="40"/>
+                  <w:lang w:val="en"/>
+                </w:rPr>
+              </m:ctrlPr>
+            </m:dPr>
+            <m:e>
+              <m:acc>
+                <m:accPr>
+                  <m:chr m:val="̌"/>
+                  <m:ctrlPr>
+                    <w:rPr>
+                      <w:rStyle w:val="hgkelc"/>
+                      <w:rFonts w:ascii="Cambria Math" w:hAnsi="Cambria Math"/>
+                      <w:i/>
+                      <w:sz w:val="40"/>
+                      <w:szCs w:val="40"/>
+                      <w:lang w:val="en"/>
+                    </w:rPr>
+                  </m:ctrlPr>
+                </m:accPr>
+                <m:e>
+                  <m:r>
+                    <w:rPr>
+                      <w:rStyle w:val="hgkelc"/>
+                      <w:rFonts w:ascii="Cambria Math" w:hAnsi="Cambria Math"/>
+                      <w:sz w:val="40"/>
+                      <w:szCs w:val="40"/>
+                      <w:lang w:val="en"/>
+                    </w:rPr>
+                    <m:t>Y</m:t>
+                  </m:r>
+                </m:e>
+              </m:acc>
+              <m:r>
+                <w:rPr>
+                  <w:rStyle w:val="hgkelc"/>
+                  <w:rFonts w:ascii="Cambria Math" w:hAnsi="Cambria Math"/>
+                  <w:sz w:val="40"/>
+                  <w:szCs w:val="40"/>
+                  <w:lang w:val="en"/>
+                </w:rPr>
+                <m:t>, Y</m:t>
+              </m:r>
+            </m:e>
+          </m:d>
+          <m:r>
+            <w:rPr>
+              <w:rStyle w:val="hgkelc"/>
+              <w:rFonts w:ascii="Cambria Math" w:hAnsi="Cambria Math"/>
+              <w:sz w:val="40"/>
+              <w:szCs w:val="40"/>
+              <w:lang w:val="en"/>
+            </w:rPr>
+            <m:t>=f</m:t>
+          </m:r>
+          <m:d>
+            <m:dPr>
+              <m:ctrlPr>
+                <w:rPr>
+                  <w:rStyle w:val="hgkelc"/>
+                  <w:rFonts w:ascii="Cambria Math" w:hAnsi="Cambria Math"/>
+                  <w:i/>
+                  <w:sz w:val="40"/>
+                  <w:szCs w:val="40"/>
+                  <w:lang w:val="en"/>
+                </w:rPr>
+              </m:ctrlPr>
+            </m:dPr>
+            <m:e>
+              <m:sSup>
+                <m:sSupPr>
+                  <m:ctrlPr>
+                    <w:rPr>
+                      <w:rStyle w:val="hgkelc"/>
+                      <w:rFonts w:ascii="Cambria Math" w:hAnsi="Cambria Math"/>
+                      <w:i/>
+                      <w:sz w:val="40"/>
+                      <w:szCs w:val="40"/>
+                      <w:lang w:val="en"/>
+                    </w:rPr>
+                  </m:ctrlPr>
+                </m:sSupPr>
+                <m:e>
+                  <m:r>
+                    <w:rPr>
+                      <w:rStyle w:val="hgkelc"/>
+                      <w:rFonts w:ascii="Cambria Math" w:hAnsi="Cambria Math"/>
+                      <w:sz w:val="40"/>
+                      <w:szCs w:val="40"/>
+                      <w:lang w:val="en"/>
+                    </w:rPr>
+                    <m:t>A</m:t>
+                  </m:r>
+                </m:e>
+                <m:sup>
+                  <m:d>
+                    <m:dPr>
+                      <m:begChr m:val="["/>
+                      <m:endChr m:val="]"/>
+                      <m:ctrlPr>
+                        <w:rPr>
+                          <w:rStyle w:val="hgkelc"/>
+                          <w:rFonts w:ascii="Cambria Math" w:hAnsi="Cambria Math"/>
+                          <w:i/>
+                          <w:sz w:val="40"/>
+                          <w:szCs w:val="40"/>
+                          <w:lang w:val="en"/>
+                        </w:rPr>
+                      </m:ctrlPr>
+                    </m:dPr>
+                    <m:e>
+                      <m:r>
+                        <w:rPr>
+                          <w:rStyle w:val="hgkelc"/>
+                          <w:rFonts w:ascii="Cambria Math" w:hAnsi="Cambria Math"/>
+                          <w:sz w:val="40"/>
+                          <w:szCs w:val="40"/>
+                          <w:lang w:val="en"/>
+                        </w:rPr>
+                        <m:t>L</m:t>
+                      </m:r>
+                    </m:e>
+                  </m:d>
+                </m:sup>
+              </m:sSup>
+              <m:r>
+                <w:rPr>
+                  <w:rStyle w:val="hgkelc"/>
+                  <w:rFonts w:ascii="Cambria Math" w:hAnsi="Cambria Math"/>
+                  <w:sz w:val="40"/>
+                  <w:szCs w:val="40"/>
+                  <w:lang w:val="en"/>
+                </w:rPr>
+                <m:t>, Y</m:t>
+              </m:r>
+            </m:e>
+          </m:d>
+          <m:r>
+            <w:rPr>
+              <w:rStyle w:val="hgkelc"/>
+              <w:sz w:val="40"/>
+              <w:szCs w:val="40"/>
+              <w:lang w:val="en"/>
+            </w:rPr>
+            <w:br/>
+          </m:r>
+        </m:oMath>
+      </m:oMathPara>
+      <w:r>
+        <w:rPr>
+          <w:rStyle w:val="hgkelc"/>
+          <w:sz w:val="40"/>
+          <w:szCs w:val="40"/>
+          <w:lang w:val="en"/>
+        </w:rPr>
+        <w:t xml:space="preserve">     </w:t>
+      </w:r>
+      <w:r>
+        <w:rPr>
+          <w:rStyle w:val="hgkelc"/>
+          <w:sz w:val="40"/>
+          <w:szCs w:val="40"/>
+          <w:lang w:val="en"/>
+        </w:rPr>
+        <w:br/>
+      </w:r>
+      <m:oMathPara>
+        <m:oMath>
+          <m:r>
+            <w:rPr>
+              <w:rStyle w:val="hgkelc"/>
+              <w:rFonts w:ascii="Cambria Math" w:hAnsi="Cambria Math"/>
+              <w:sz w:val="40"/>
+              <w:szCs w:val="40"/>
+              <w:lang w:val="en"/>
+            </w:rPr>
+            <m:t>=</m:t>
+          </m:r>
+          <m:r>
+            <w:rPr>
+              <w:rStyle w:val="hgkelc"/>
+              <w:rFonts w:ascii="Cambria Math" w:hAnsi="Cambria Math"/>
+              <w:sz w:val="40"/>
+              <w:szCs w:val="40"/>
+              <w:lang w:val="en"/>
+            </w:rPr>
+            <m:t>-</m:t>
+          </m:r>
+          <m:f>
+            <m:fPr>
+              <m:ctrlPr>
+                <w:rPr>
+                  <w:rStyle w:val="hgkelc"/>
+                  <w:rFonts w:ascii="Cambria Math" w:hAnsi="Cambria Math"/>
+                  <w:i/>
+                  <w:sz w:val="40"/>
+                  <w:szCs w:val="40"/>
+                  <w:lang w:val="en"/>
+                </w:rPr>
+              </m:ctrlPr>
+            </m:fPr>
+            <m:num>
+              <m:r>
+                <w:rPr>
+                  <w:rStyle w:val="hgkelc"/>
+                  <w:rFonts w:ascii="Cambria Math" w:hAnsi="Cambria Math"/>
+                  <w:sz w:val="40"/>
+                  <w:szCs w:val="40"/>
+                  <w:lang w:val="en"/>
+                </w:rPr>
+                <m:t>1</m:t>
+              </m:r>
+            </m:num>
+            <m:den>
+              <m:r>
+                <w:rPr>
+                  <w:rStyle w:val="hgkelc"/>
+                  <w:rFonts w:ascii="Cambria Math" w:hAnsi="Cambria Math"/>
+                  <w:sz w:val="40"/>
+                  <w:szCs w:val="40"/>
+                  <w:lang w:val="en"/>
+                </w:rPr>
+                <m:t>m</m:t>
+              </m:r>
+            </m:den>
+          </m:f>
+          <m:r>
+            <w:rPr>
+              <w:rStyle w:val="hgkelc"/>
+              <w:rFonts w:ascii="Cambria Math" w:hAnsi="Cambria Math"/>
+              <w:sz w:val="40"/>
+              <w:szCs w:val="40"/>
+              <w:lang w:val="en"/>
+            </w:rPr>
+            <m:t xml:space="preserve"> </m:t>
+          </m:r>
+          <m:nary>
+            <m:naryPr>
+              <m:chr m:val="∑"/>
+              <m:limLoc m:val="undOvr"/>
+              <m:ctrlPr>
+                <w:rPr>
+                  <w:rStyle w:val="hgkelc"/>
+                  <w:rFonts w:ascii="Cambria Math" w:hAnsi="Cambria Math"/>
+                  <w:i/>
+                  <w:sz w:val="40"/>
+                  <w:szCs w:val="40"/>
+                  <w:lang w:val="en"/>
+                </w:rPr>
+              </m:ctrlPr>
+            </m:naryPr>
+            <m:sub>
+              <m:r>
+                <w:rPr>
+                  <w:rStyle w:val="hgkelc"/>
+                  <w:rFonts w:ascii="Cambria Math" w:hAnsi="Cambria Math"/>
+                  <w:sz w:val="40"/>
+                  <w:szCs w:val="40"/>
+                  <w:lang w:val="en"/>
+                </w:rPr>
+                <m:t>i</m:t>
+              </m:r>
+            </m:sub>
+            <m:sup>
+              <m:r>
+                <w:rPr>
+                  <w:rStyle w:val="hgkelc"/>
+                  <w:rFonts w:ascii="Cambria Math" w:hAnsi="Cambria Math"/>
+                  <w:sz w:val="40"/>
+                  <w:szCs w:val="40"/>
+                  <w:lang w:val="en"/>
+                </w:rPr>
+                <m:t>m</m:t>
+              </m:r>
+            </m:sup>
+            <m:e>
+              <m:d>
+                <m:dPr>
+                  <m:ctrlPr>
+                    <w:rPr>
+                      <w:rStyle w:val="hgkelc"/>
+                      <w:rFonts w:ascii="Cambria Math" w:hAnsi="Cambria Math"/>
+                      <w:i/>
+                      <w:sz w:val="40"/>
+                      <w:szCs w:val="40"/>
+                      <w:lang w:val="en"/>
+                    </w:rPr>
+                  </m:ctrlPr>
+                </m:dPr>
+                <m:e>
+                  <m:sSub>
+                    <m:sSubPr>
+                      <m:ctrlPr>
+                        <w:rPr>
+                          <w:rStyle w:val="hgkelc"/>
+                          <w:rFonts w:ascii="Cambria Math" w:hAnsi="Cambria Math"/>
+                          <w:i/>
+                          <w:sz w:val="40"/>
+                          <w:szCs w:val="40"/>
+                          <w:lang w:val="en"/>
+                        </w:rPr>
+                      </m:ctrlPr>
+                    </m:sSubPr>
+                    <m:e>
+                      <m:r>
+                        <w:rPr>
+                          <w:rStyle w:val="hgkelc"/>
+                          <w:rFonts w:ascii="Cambria Math" w:hAnsi="Cambria Math"/>
+                          <w:sz w:val="40"/>
+                          <w:szCs w:val="40"/>
+                          <w:lang w:val="en"/>
+                        </w:rPr>
+                        <m:t>y</m:t>
+                      </m:r>
+                    </m:e>
+                    <m:sub>
+                      <m:r>
+                        <w:rPr>
+                          <w:rStyle w:val="hgkelc"/>
+                          <w:rFonts w:ascii="Cambria Math" w:hAnsi="Cambria Math"/>
+                          <w:sz w:val="40"/>
+                          <w:szCs w:val="40"/>
+                          <w:lang w:val="en"/>
+                        </w:rPr>
+                        <m:t>i</m:t>
+                      </m:r>
+                    </m:sub>
+                  </m:sSub>
+                  <m:r>
+                    <w:rPr>
+                      <w:rStyle w:val="hgkelc"/>
+                      <w:rFonts w:ascii="Cambria Math" w:hAnsi="Cambria Math"/>
+                      <w:sz w:val="40"/>
+                      <w:szCs w:val="40"/>
+                      <w:lang w:val="en"/>
+                    </w:rPr>
+                    <m:t xml:space="preserve"> .</m:t>
+                  </m:r>
+                  <m:func>
+                    <m:funcPr>
+                      <m:ctrlPr>
+                        <w:rPr>
+                          <w:rStyle w:val="hgkelc"/>
+                          <w:rFonts w:ascii="Cambria Math" w:hAnsi="Cambria Math"/>
+                          <w:i/>
+                          <w:sz w:val="40"/>
+                          <w:szCs w:val="40"/>
+                          <w:lang w:val="en"/>
+                        </w:rPr>
+                      </m:ctrlPr>
+                    </m:funcPr>
+                    <m:fName>
+                      <m:r>
+                        <m:rPr>
+                          <m:sty m:val="p"/>
+                        </m:rPr>
+                        <w:rPr>
+                          <w:rStyle w:val="hgkelc"/>
+                          <w:rFonts w:ascii="Cambria Math" w:hAnsi="Cambria Math"/>
+                          <w:sz w:val="40"/>
+                          <w:szCs w:val="40"/>
+                          <w:lang w:val="en"/>
+                        </w:rPr>
+                        <m:t>log</m:t>
+                      </m:r>
+                    </m:fName>
+                    <m:e>
+                      <m:d>
+                        <m:dPr>
+                          <m:ctrlPr>
+                            <w:rPr>
+                              <w:rStyle w:val="hgkelc"/>
+                              <w:rFonts w:ascii="Cambria Math" w:hAnsi="Cambria Math"/>
+                              <w:i/>
+                              <w:sz w:val="40"/>
+                              <w:szCs w:val="40"/>
+                              <w:lang w:val="en"/>
+                            </w:rPr>
+                          </m:ctrlPr>
+                        </m:dPr>
+                        <m:e>
+                          <m:sSub>
+                            <m:sSubPr>
+                              <m:ctrlPr>
+                                <w:rPr>
+                                  <w:rStyle w:val="hgkelc"/>
+                                  <w:rFonts w:ascii="Cambria Math" w:hAnsi="Cambria Math"/>
+                                  <w:i/>
+                                  <w:sz w:val="40"/>
+                                  <w:szCs w:val="40"/>
+                                  <w:lang w:val="en"/>
+                                </w:rPr>
+                              </m:ctrlPr>
+                            </m:sSubPr>
+                            <m:e>
+                              <m:r>
+                                <w:rPr>
+                                  <w:rStyle w:val="hgkelc"/>
+                                  <w:rFonts w:ascii="Cambria Math" w:hAnsi="Cambria Math"/>
+                                  <w:sz w:val="40"/>
+                                  <w:szCs w:val="40"/>
+                                  <w:lang w:val="en"/>
+                                </w:rPr>
+                                <m:t>y</m:t>
+                              </m:r>
+                            </m:e>
+                            <m:sub>
+                              <m:r>
+                                <w:rPr>
+                                  <w:rStyle w:val="hgkelc"/>
+                                  <w:rFonts w:ascii="Cambria Math" w:hAnsi="Cambria Math"/>
+                                  <w:sz w:val="40"/>
+                                  <w:szCs w:val="40"/>
+                                  <w:lang w:val="en"/>
+                                </w:rPr>
+                                <m:t>i</m:t>
+                              </m:r>
+                            </m:sub>
+                          </m:sSub>
+                        </m:e>
+                      </m:d>
+                    </m:e>
+                  </m:func>
+                  <m:r>
+                    <w:rPr>
+                      <w:rStyle w:val="hgkelc"/>
+                      <w:rFonts w:ascii="Cambria Math" w:hAnsi="Cambria Math"/>
+                      <w:sz w:val="40"/>
+                      <w:szCs w:val="40"/>
+                      <w:lang w:val="en"/>
+                    </w:rPr>
+                    <m:t>+</m:t>
+                  </m:r>
+                  <m:d>
+                    <m:dPr>
+                      <m:ctrlPr>
+                        <w:rPr>
+                          <w:rStyle w:val="hgkelc"/>
+                          <w:rFonts w:ascii="Cambria Math" w:hAnsi="Cambria Math"/>
+                          <w:i/>
+                          <w:sz w:val="40"/>
+                          <w:szCs w:val="40"/>
+                          <w:lang w:val="en"/>
+                        </w:rPr>
+                      </m:ctrlPr>
+                    </m:dPr>
+                    <m:e>
+                      <m:r>
+                        <w:rPr>
+                          <w:rStyle w:val="hgkelc"/>
+                          <w:rFonts w:ascii="Cambria Math" w:hAnsi="Cambria Math"/>
+                          <w:sz w:val="40"/>
+                          <w:szCs w:val="40"/>
+                          <w:lang w:val="en"/>
+                        </w:rPr>
+                        <m:t xml:space="preserve">1- </m:t>
+                      </m:r>
+                      <m:sSub>
+                        <m:sSubPr>
+                          <m:ctrlPr>
+                            <w:rPr>
+                              <w:rStyle w:val="hgkelc"/>
+                              <w:rFonts w:ascii="Cambria Math" w:hAnsi="Cambria Math"/>
+                              <w:i/>
+                              <w:sz w:val="40"/>
+                              <w:szCs w:val="40"/>
+                              <w:lang w:val="en"/>
+                            </w:rPr>
+                          </m:ctrlPr>
+                        </m:sSubPr>
+                        <m:e>
+                          <m:r>
+                            <w:rPr>
+                              <w:rStyle w:val="hgkelc"/>
+                              <w:rFonts w:ascii="Cambria Math" w:hAnsi="Cambria Math"/>
+                              <w:sz w:val="40"/>
+                              <w:szCs w:val="40"/>
+                              <w:lang w:val="en"/>
+                            </w:rPr>
+                            <m:t>y</m:t>
+                          </m:r>
+                        </m:e>
+                        <m:sub>
+                          <m:r>
+                            <w:rPr>
+                              <w:rStyle w:val="hgkelc"/>
+                              <w:rFonts w:ascii="Cambria Math" w:hAnsi="Cambria Math"/>
+                              <w:sz w:val="40"/>
+                              <w:szCs w:val="40"/>
+                              <w:lang w:val="en"/>
+                            </w:rPr>
+                            <m:t>i</m:t>
+                          </m:r>
+                        </m:sub>
+                      </m:sSub>
+                    </m:e>
+                  </m:d>
+                  <m:r>
+                    <w:rPr>
+                      <w:rStyle w:val="hgkelc"/>
+                      <w:rFonts w:ascii="Cambria Math" w:hAnsi="Cambria Math"/>
+                      <w:sz w:val="40"/>
+                      <w:szCs w:val="40"/>
+                      <w:lang w:val="en"/>
+                    </w:rPr>
+                    <m:t>.</m:t>
+                  </m:r>
+                  <m:func>
+                    <m:funcPr>
+                      <m:ctrlPr>
+                        <w:rPr>
+                          <w:rStyle w:val="hgkelc"/>
+                          <w:rFonts w:ascii="Cambria Math" w:hAnsi="Cambria Math"/>
+                          <w:sz w:val="40"/>
+                          <w:szCs w:val="40"/>
+                          <w:lang w:val="en"/>
+                        </w:rPr>
+                      </m:ctrlPr>
+                    </m:funcPr>
+                    <m:fName>
+                      <m:r>
+                        <m:rPr>
+                          <m:sty m:val="p"/>
+                        </m:rPr>
+                        <w:rPr>
+                          <w:rStyle w:val="hgkelc"/>
+                          <w:rFonts w:ascii="Cambria Math" w:hAnsi="Cambria Math"/>
+                          <w:sz w:val="40"/>
+                          <w:szCs w:val="40"/>
+                          <w:lang w:val="en"/>
+                        </w:rPr>
+                        <m:t>log</m:t>
+                      </m:r>
+                      <m:ctrlPr>
+                        <w:rPr>
+                          <w:rStyle w:val="hgkelc"/>
+                          <w:rFonts w:ascii="Cambria Math" w:hAnsi="Cambria Math"/>
+                          <w:i/>
+                          <w:sz w:val="40"/>
+                          <w:szCs w:val="40"/>
+                          <w:lang w:val="en"/>
+                        </w:rPr>
+                      </m:ctrlPr>
+                    </m:fName>
+                    <m:e>
+                      <m:d>
+                        <m:dPr>
+                          <m:ctrlPr>
+                            <w:rPr>
+                              <w:rStyle w:val="hgkelc"/>
+                              <w:rFonts w:ascii="Cambria Math" w:hAnsi="Cambria Math"/>
+                              <w:i/>
+                              <w:sz w:val="40"/>
+                              <w:szCs w:val="40"/>
+                              <w:lang w:val="en"/>
+                            </w:rPr>
+                          </m:ctrlPr>
+                        </m:dPr>
+                        <m:e>
+                          <m:r>
+                            <w:rPr>
+                              <w:rStyle w:val="hgkelc"/>
+                              <w:rFonts w:ascii="Cambria Math" w:hAnsi="Cambria Math"/>
+                              <w:sz w:val="40"/>
+                              <w:szCs w:val="40"/>
+                              <w:lang w:val="en"/>
+                            </w:rPr>
+                            <m:t xml:space="preserve">1- </m:t>
+                          </m:r>
+                          <m:sSub>
+                            <m:sSubPr>
+                              <m:ctrlPr>
+                                <w:rPr>
+                                  <w:rStyle w:val="hgkelc"/>
+                                  <w:rFonts w:ascii="Cambria Math" w:hAnsi="Cambria Math"/>
+                                  <w:i/>
+                                  <w:sz w:val="40"/>
+                                  <w:szCs w:val="40"/>
+                                  <w:lang w:val="en"/>
+                                </w:rPr>
+                              </m:ctrlPr>
+                            </m:sSubPr>
+                            <m:e>
+                              <m:r>
+                                <w:rPr>
+                                  <w:rStyle w:val="hgkelc"/>
+                                  <w:rFonts w:ascii="Cambria Math" w:hAnsi="Cambria Math"/>
+                                  <w:sz w:val="40"/>
+                                  <w:szCs w:val="40"/>
+                                  <w:lang w:val="en"/>
+                                </w:rPr>
+                                <m:t>y</m:t>
+                              </m:r>
+                            </m:e>
+                            <m:sub>
+                              <m:r>
+                                <w:rPr>
+                                  <w:rStyle w:val="hgkelc"/>
+                                  <w:rFonts w:ascii="Cambria Math" w:hAnsi="Cambria Math"/>
+                                  <w:sz w:val="40"/>
+                                  <w:szCs w:val="40"/>
+                                  <w:lang w:val="en"/>
+                                </w:rPr>
+                                <m:t>i</m:t>
+                              </m:r>
+                            </m:sub>
+                          </m:sSub>
+                        </m:e>
+                      </m:d>
+                    </m:e>
+                  </m:func>
+                </m:e>
+              </m:d>
+            </m:e>
+          </m:nary>
+          <m:r>
+            <w:rPr>
+              <w:rStyle w:val="hgkelc"/>
+              <w:rFonts w:ascii="Cambria Math" w:hAnsi="Cambria Math"/>
+              <w:sz w:val="40"/>
+              <w:szCs w:val="40"/>
+              <w:lang w:val="en"/>
+            </w:rPr>
+            <m:t xml:space="preserve"> </m:t>
+          </m:r>
+          <m:r>
+            <w:rPr>
+              <w:rStyle w:val="hgkelc"/>
+              <w:rFonts w:ascii="Cambria Math" w:hAnsi="Cambria Math"/>
+              <w:sz w:val="40"/>
+              <w:szCs w:val="40"/>
+              <w:lang w:val="en"/>
+            </w:rPr>
+            <w:br/>
+          </m:r>
+        </m:oMath>
+        <m:oMath>
+          <m:r>
+            <w:rPr>
+              <w:rStyle w:val="hgkelc"/>
+              <w:rFonts w:ascii="Cambria Math" w:hAnsi="Cambria Math"/>
+              <w:sz w:val="40"/>
+              <w:szCs w:val="40"/>
+              <w:lang w:val="en"/>
+            </w:rPr>
+            <m:t xml:space="preserve">     </m:t>
+          </m:r>
+          <m:r>
+            <w:rPr>
+              <w:rStyle w:val="hgkelc"/>
+              <w:rFonts w:ascii="Cambria Math" w:hAnsi="Cambria Math"/>
+              <w:sz w:val="40"/>
+              <w:szCs w:val="40"/>
+              <w:lang w:val="en"/>
+            </w:rPr>
+            <w:br/>
+          </m:r>
+        </m:oMath>
+        <m:oMath>
+          <m:r>
+            <w:rPr>
+              <w:rStyle w:val="hgkelc"/>
+              <w:rFonts w:ascii="Cambria Math" w:hAnsi="Cambria Math"/>
+              <w:sz w:val="40"/>
+              <w:szCs w:val="40"/>
+              <w:lang w:val="en"/>
+            </w:rPr>
+            <m:t>= -</m:t>
+          </m:r>
+          <m:f>
+            <m:fPr>
+              <m:ctrlPr>
+                <w:rPr>
+                  <w:rStyle w:val="hgkelc"/>
+                  <w:rFonts w:ascii="Cambria Math" w:hAnsi="Cambria Math"/>
+                  <w:i/>
+                  <w:sz w:val="40"/>
+                  <w:szCs w:val="40"/>
+                  <w:lang w:val="en"/>
+                </w:rPr>
+              </m:ctrlPr>
+            </m:fPr>
+            <m:num>
+              <m:r>
+                <w:rPr>
+                  <w:rStyle w:val="hgkelc"/>
+                  <w:rFonts w:ascii="Cambria Math" w:hAnsi="Cambria Math"/>
+                  <w:sz w:val="40"/>
+                  <w:szCs w:val="40"/>
+                  <w:lang w:val="en"/>
+                </w:rPr>
+                <m:t>1</m:t>
+              </m:r>
+            </m:num>
+            <m:den>
+              <m:r>
+                <w:rPr>
+                  <w:rStyle w:val="hgkelc"/>
+                  <w:rFonts w:ascii="Cambria Math" w:hAnsi="Cambria Math"/>
+                  <w:sz w:val="40"/>
+                  <w:szCs w:val="40"/>
+                  <w:lang w:val="en"/>
+                </w:rPr>
+                <m:t>m</m:t>
+              </m:r>
+            </m:den>
+          </m:f>
+          <m:r>
+            <w:rPr>
+              <w:rStyle w:val="hgkelc"/>
+              <w:rFonts w:ascii="Cambria Math" w:hAnsi="Cambria Math"/>
+              <w:sz w:val="40"/>
+              <w:szCs w:val="40"/>
+              <w:lang w:val="en"/>
+            </w:rPr>
+            <m:t xml:space="preserve"> </m:t>
+          </m:r>
+          <m:nary>
+            <m:naryPr>
+              <m:chr m:val="∑"/>
+              <m:limLoc m:val="undOvr"/>
+              <m:ctrlPr>
+                <w:rPr>
+                  <w:rStyle w:val="hgkelc"/>
+                  <w:rFonts w:ascii="Cambria Math" w:hAnsi="Cambria Math"/>
+                  <w:i/>
+                  <w:sz w:val="40"/>
+                  <w:szCs w:val="40"/>
+                  <w:lang w:val="en"/>
+                </w:rPr>
+              </m:ctrlPr>
+            </m:naryPr>
+            <m:sub>
+              <m:r>
+                <w:rPr>
+                  <w:rStyle w:val="hgkelc"/>
+                  <w:rFonts w:ascii="Cambria Math" w:hAnsi="Cambria Math"/>
+                  <w:sz w:val="40"/>
+                  <w:szCs w:val="40"/>
+                  <w:lang w:val="en"/>
+                </w:rPr>
+                <m:t>i</m:t>
+              </m:r>
+            </m:sub>
+            <m:sup>
+              <m:r>
+                <w:rPr>
+                  <w:rStyle w:val="hgkelc"/>
+                  <w:rFonts w:ascii="Cambria Math" w:hAnsi="Cambria Math"/>
+                  <w:sz w:val="40"/>
+                  <w:szCs w:val="40"/>
+                  <w:lang w:val="en"/>
+                </w:rPr>
+                <m:t>m</m:t>
+              </m:r>
+            </m:sup>
+            <m:e>
+              <m:d>
+                <m:dPr>
+                  <m:ctrlPr>
+                    <w:rPr>
+                      <w:rStyle w:val="hgkelc"/>
+                      <w:rFonts w:ascii="Cambria Math" w:hAnsi="Cambria Math"/>
+                      <w:i/>
+                      <w:sz w:val="40"/>
+                      <w:szCs w:val="40"/>
+                      <w:lang w:val="en"/>
+                    </w:rPr>
+                  </m:ctrlPr>
+                </m:dPr>
+                <m:e>
+                  <m:sSub>
+                    <m:sSubPr>
+                      <m:ctrlPr>
+                        <w:rPr>
+                          <w:rStyle w:val="hgkelc"/>
+                          <w:rFonts w:ascii="Cambria Math" w:hAnsi="Cambria Math"/>
+                          <w:i/>
+                          <w:sz w:val="40"/>
+                          <w:szCs w:val="40"/>
+                          <w:lang w:val="en"/>
+                        </w:rPr>
+                      </m:ctrlPr>
+                    </m:sSubPr>
+                    <m:e>
+                      <m:r>
+                        <w:rPr>
+                          <w:rStyle w:val="hgkelc"/>
+                          <w:rFonts w:ascii="Cambria Math" w:hAnsi="Cambria Math"/>
+                          <w:sz w:val="40"/>
+                          <w:szCs w:val="40"/>
+                          <w:lang w:val="en"/>
+                        </w:rPr>
+                        <m:t>y</m:t>
+                      </m:r>
+                    </m:e>
+                    <m:sub>
+                      <m:r>
+                        <w:rPr>
+                          <w:rStyle w:val="hgkelc"/>
+                          <w:rFonts w:ascii="Cambria Math" w:hAnsi="Cambria Math"/>
+                          <w:sz w:val="40"/>
+                          <w:szCs w:val="40"/>
+                          <w:lang w:val="en"/>
+                        </w:rPr>
+                        <m:t>i</m:t>
+                      </m:r>
+                    </m:sub>
+                  </m:sSub>
+                  <m:r>
+                    <w:rPr>
+                      <w:rStyle w:val="hgkelc"/>
+                      <w:rFonts w:ascii="Cambria Math" w:hAnsi="Cambria Math"/>
+                      <w:sz w:val="40"/>
+                      <w:szCs w:val="40"/>
+                      <w:lang w:val="en"/>
+                    </w:rPr>
+                    <m:t xml:space="preserve"> .</m:t>
+                  </m:r>
+                  <m:func>
+                    <m:funcPr>
+                      <m:ctrlPr>
+                        <w:rPr>
+                          <w:rStyle w:val="hgkelc"/>
+                          <w:rFonts w:ascii="Cambria Math" w:hAnsi="Cambria Math"/>
+                          <w:sz w:val="40"/>
+                          <w:szCs w:val="40"/>
+                          <w:lang w:val="en"/>
+                        </w:rPr>
+                      </m:ctrlPr>
+                    </m:funcPr>
+                    <m:fName>
+                      <m:r>
+                        <m:rPr>
+                          <m:sty m:val="p"/>
+                        </m:rPr>
+                        <w:rPr>
+                          <w:rStyle w:val="hgkelc"/>
+                          <w:rFonts w:ascii="Cambria Math" w:hAnsi="Cambria Math"/>
+                          <w:sz w:val="40"/>
+                          <w:szCs w:val="40"/>
+                          <w:lang w:val="en"/>
+                        </w:rPr>
+                        <m:t>log</m:t>
+                      </m:r>
+                      <m:ctrlPr>
+                        <w:rPr>
+                          <w:rStyle w:val="hgkelc"/>
+                          <w:rFonts w:ascii="Cambria Math" w:hAnsi="Cambria Math"/>
+                          <w:i/>
+                          <w:sz w:val="40"/>
+                          <w:szCs w:val="40"/>
+                          <w:lang w:val="en"/>
+                        </w:rPr>
+                      </m:ctrlPr>
+                    </m:fName>
+                    <m:e>
+                      <m:d>
+                        <m:dPr>
+                          <m:ctrlPr>
+                            <w:rPr>
+                              <w:rStyle w:val="hgkelc"/>
+                              <w:rFonts w:ascii="Cambria Math" w:hAnsi="Cambria Math"/>
+                              <w:i/>
+                              <w:sz w:val="40"/>
+                              <w:szCs w:val="40"/>
+                              <w:lang w:val="en"/>
+                            </w:rPr>
+                          </m:ctrlPr>
+                        </m:dPr>
+                        <m:e>
+                          <m:sSup>
+                            <m:sSupPr>
+                              <m:ctrlPr>
+                                <w:rPr>
+                                  <w:rStyle w:val="hgkelc"/>
+                                  <w:rFonts w:ascii="Cambria Math" w:hAnsi="Cambria Math"/>
+                                  <w:i/>
+                                  <w:sz w:val="40"/>
+                                  <w:szCs w:val="40"/>
+                                  <w:lang w:val="en"/>
+                                </w:rPr>
+                              </m:ctrlPr>
+                            </m:sSupPr>
+                            <m:e>
+                              <m:r>
+                                <w:rPr>
+                                  <w:rStyle w:val="hgkelc"/>
+                                  <w:rFonts w:ascii="Cambria Math" w:hAnsi="Cambria Math"/>
+                                  <w:sz w:val="40"/>
+                                  <w:szCs w:val="40"/>
+                                  <w:lang w:val="en"/>
+                                </w:rPr>
+                                <m:t>a</m:t>
+                              </m:r>
+                            </m:e>
+                            <m:sup>
+                              <m:d>
+                                <m:dPr>
+                                  <m:begChr m:val="["/>
+                                  <m:endChr m:val="]"/>
+                                  <m:ctrlPr>
+                                    <w:rPr>
+                                      <w:rStyle w:val="hgkelc"/>
+                                      <w:rFonts w:ascii="Cambria Math" w:hAnsi="Cambria Math"/>
+                                      <w:i/>
+                                      <w:sz w:val="40"/>
+                                      <w:szCs w:val="40"/>
+                                      <w:lang w:val="en"/>
+                                    </w:rPr>
+                                  </m:ctrlPr>
+                                </m:dPr>
+                                <m:e>
+                                  <m:r>
+                                    <w:rPr>
+                                      <w:rStyle w:val="hgkelc"/>
+                                      <w:rFonts w:ascii="Cambria Math" w:hAnsi="Cambria Math"/>
+                                      <w:sz w:val="40"/>
+                                      <w:szCs w:val="40"/>
+                                      <w:lang w:val="en"/>
+                                    </w:rPr>
+                                    <m:t>L</m:t>
+                                  </m:r>
+                                </m:e>
+                              </m:d>
+                            </m:sup>
+                          </m:sSup>
+                        </m:e>
+                      </m:d>
+                    </m:e>
+                  </m:func>
+                  <m:r>
+                    <w:rPr>
+                      <w:rStyle w:val="hgkelc"/>
+                      <w:rFonts w:ascii="Cambria Math" w:hAnsi="Cambria Math"/>
+                      <w:sz w:val="40"/>
+                      <w:szCs w:val="40"/>
+                      <w:lang w:val="en"/>
+                    </w:rPr>
+                    <m:t>+</m:t>
+                  </m:r>
+                  <m:d>
+                    <m:dPr>
+                      <m:ctrlPr>
+                        <w:rPr>
+                          <w:rStyle w:val="hgkelc"/>
+                          <w:rFonts w:ascii="Cambria Math" w:hAnsi="Cambria Math"/>
+                          <w:i/>
+                          <w:sz w:val="40"/>
+                          <w:szCs w:val="40"/>
+                          <w:lang w:val="en"/>
+                        </w:rPr>
+                      </m:ctrlPr>
+                    </m:dPr>
+                    <m:e>
+                      <m:r>
+                        <w:rPr>
+                          <w:rStyle w:val="hgkelc"/>
+                          <w:rFonts w:ascii="Cambria Math" w:hAnsi="Cambria Math"/>
+                          <w:sz w:val="40"/>
+                          <w:szCs w:val="40"/>
+                          <w:lang w:val="en"/>
+                        </w:rPr>
+                        <m:t xml:space="preserve">1- </m:t>
+                      </m:r>
+                      <m:sSub>
+                        <m:sSubPr>
+                          <m:ctrlPr>
+                            <w:rPr>
+                              <w:rStyle w:val="hgkelc"/>
+                              <w:rFonts w:ascii="Cambria Math" w:hAnsi="Cambria Math"/>
+                              <w:i/>
+                              <w:sz w:val="40"/>
+                              <w:szCs w:val="40"/>
+                              <w:lang w:val="en"/>
+                            </w:rPr>
+                          </m:ctrlPr>
+                        </m:sSubPr>
+                        <m:e>
+                          <m:r>
+                            <w:rPr>
+                              <w:rStyle w:val="hgkelc"/>
+                              <w:rFonts w:ascii="Cambria Math" w:hAnsi="Cambria Math"/>
+                              <w:sz w:val="40"/>
+                              <w:szCs w:val="40"/>
+                              <w:lang w:val="en"/>
+                            </w:rPr>
+                            <m:t>y</m:t>
+                          </m:r>
+                        </m:e>
+                        <m:sub>
+                          <m:r>
+                            <w:rPr>
+                              <w:rStyle w:val="hgkelc"/>
+                              <w:rFonts w:ascii="Cambria Math" w:hAnsi="Cambria Math"/>
+                              <w:sz w:val="40"/>
+                              <w:szCs w:val="40"/>
+                              <w:lang w:val="en"/>
+                            </w:rPr>
+                            <m:t>i</m:t>
+                          </m:r>
+                        </m:sub>
+                      </m:sSub>
+                    </m:e>
+                  </m:d>
+                  <m:r>
+                    <w:rPr>
+                      <w:rStyle w:val="hgkelc"/>
+                      <w:rFonts w:ascii="Cambria Math" w:hAnsi="Cambria Math"/>
+                      <w:sz w:val="40"/>
+                      <w:szCs w:val="40"/>
+                      <w:lang w:val="en"/>
+                    </w:rPr>
+                    <m:t>.</m:t>
+                  </m:r>
+                  <m:func>
+                    <m:funcPr>
+                      <m:ctrlPr>
+                        <w:rPr>
+                          <w:rStyle w:val="hgkelc"/>
+                          <w:rFonts w:ascii="Cambria Math" w:hAnsi="Cambria Math"/>
+                          <w:sz w:val="40"/>
+                          <w:szCs w:val="40"/>
+                          <w:lang w:val="en"/>
+                        </w:rPr>
+                      </m:ctrlPr>
+                    </m:funcPr>
+                    <m:fName>
+                      <m:r>
+                        <m:rPr>
+                          <m:sty m:val="p"/>
+                        </m:rPr>
+                        <w:rPr>
+                          <w:rStyle w:val="hgkelc"/>
+                          <w:rFonts w:ascii="Cambria Math" w:hAnsi="Cambria Math"/>
+                          <w:sz w:val="40"/>
+                          <w:szCs w:val="40"/>
+                          <w:lang w:val="en"/>
+                        </w:rPr>
+                        <m:t>log</m:t>
+                      </m:r>
+                      <m:ctrlPr>
+                        <w:rPr>
+                          <w:rStyle w:val="hgkelc"/>
+                          <w:rFonts w:ascii="Cambria Math" w:hAnsi="Cambria Math"/>
+                          <w:i/>
+                          <w:sz w:val="40"/>
+                          <w:szCs w:val="40"/>
+                          <w:lang w:val="en"/>
+                        </w:rPr>
+                      </m:ctrlPr>
+                    </m:fName>
+                    <m:e>
+                      <m:d>
+                        <m:dPr>
+                          <m:ctrlPr>
+                            <w:rPr>
+                              <w:rStyle w:val="hgkelc"/>
+                              <w:rFonts w:ascii="Cambria Math" w:hAnsi="Cambria Math"/>
+                              <w:i/>
+                              <w:sz w:val="40"/>
+                              <w:szCs w:val="40"/>
+                              <w:lang w:val="en"/>
+                            </w:rPr>
+                          </m:ctrlPr>
+                        </m:dPr>
+                        <m:e>
+                          <m:r>
+                            <w:rPr>
+                              <w:rStyle w:val="hgkelc"/>
+                              <w:rFonts w:ascii="Cambria Math" w:hAnsi="Cambria Math"/>
+                              <w:sz w:val="40"/>
+                              <w:szCs w:val="40"/>
+                              <w:lang w:val="en"/>
+                            </w:rPr>
+                            <m:t xml:space="preserve">1- </m:t>
+                          </m:r>
+                          <m:sSup>
+                            <m:sSupPr>
+                              <m:ctrlPr>
+                                <w:rPr>
+                                  <w:rStyle w:val="hgkelc"/>
+                                  <w:rFonts w:ascii="Cambria Math" w:hAnsi="Cambria Math"/>
+                                  <w:i/>
+                                  <w:sz w:val="40"/>
+                                  <w:szCs w:val="40"/>
+                                  <w:lang w:val="en"/>
+                                </w:rPr>
+                              </m:ctrlPr>
+                            </m:sSupPr>
+                            <m:e>
+                              <m:r>
+                                <w:rPr>
+                                  <w:rStyle w:val="hgkelc"/>
+                                  <w:rFonts w:ascii="Cambria Math" w:hAnsi="Cambria Math"/>
+                                  <w:sz w:val="40"/>
+                                  <w:szCs w:val="40"/>
+                                  <w:lang w:val="en"/>
+                                </w:rPr>
+                                <m:t>a</m:t>
+                              </m:r>
+                            </m:e>
+                            <m:sup>
+                              <m:d>
+                                <m:dPr>
+                                  <m:begChr m:val="["/>
+                                  <m:endChr m:val="]"/>
+                                  <m:ctrlPr>
+                                    <w:rPr>
+                                      <w:rStyle w:val="hgkelc"/>
+                                      <w:rFonts w:ascii="Cambria Math" w:hAnsi="Cambria Math"/>
+                                      <w:i/>
+                                      <w:sz w:val="40"/>
+                                      <w:szCs w:val="40"/>
+                                      <w:lang w:val="en"/>
+                                    </w:rPr>
+                                  </m:ctrlPr>
+                                </m:dPr>
+                                <m:e>
+                                  <m:r>
+                                    <w:rPr>
+                                      <w:rStyle w:val="hgkelc"/>
+                                      <w:rFonts w:ascii="Cambria Math" w:hAnsi="Cambria Math"/>
+                                      <w:sz w:val="40"/>
+                                      <w:szCs w:val="40"/>
+                                      <w:lang w:val="en"/>
+                                    </w:rPr>
+                                    <m:t>L</m:t>
+                                  </m:r>
+                                </m:e>
+                              </m:d>
+                            </m:sup>
+                          </m:sSup>
+                        </m:e>
+                      </m:d>
+                    </m:e>
+                  </m:func>
+                </m:e>
+              </m:d>
+            </m:e>
+          </m:nary>
+          <m:r>
+            <w:rPr>
+              <w:rStyle w:val="hgkelc"/>
+              <w:sz w:val="40"/>
+              <w:szCs w:val="40"/>
+              <w:lang w:val="en"/>
+            </w:rPr>
+            <w:br/>
+          </m:r>
+        </m:oMath>
+      </m:oMathPara>
+      <w:r>
+        <w:rPr>
+          <w:rStyle w:val="hgkelc"/>
+          <w:sz w:val="40"/>
+          <w:szCs w:val="40"/>
+          <w:lang w:val="en"/>
+        </w:rPr>
+        <w:t xml:space="preserve"> </w:t>
+      </w:r>
+    </w:p>
+    <w:p>
+      <w:pPr>
+        <w:rPr>
+          <w:b/>
+          <w:bCs/>
+          <w:sz w:val="28"/>
+          <w:szCs w:val="28"/>
+        </w:rPr>
+      </w:pPr>
+    </w:p>
+    <w:p>
+      <w:pPr>
+        <w:rPr>
+          <w:sz w:val="24"/>
+          <w:szCs w:val="24"/>
+        </w:rPr>
+      </w:pPr>
+      <w:r>
+        <w:rPr>
+          <w:sz w:val="24"/>
+          <w:szCs w:val="24"/>
+        </w:rPr>
+        <w:t>The vectorized version will be as followed:</w:t>
+      </w:r>
+    </w:p>
+    <w:p>
+      <w:pPr>
+        <w:rPr>
+          <w:sz w:val="36"/>
+          <w:szCs w:val="36"/>
+        </w:rPr>
+      </w:pPr>
+      <m:oMathPara>
+        <m:oMathParaPr>
+          <m:jc m:val="right"/>
+        </m:oMathParaPr>
+        <m:oMath>
+          <m:r>
+            <w:rPr>
+              <w:rStyle w:val="hgkelc"/>
+              <w:rFonts w:ascii="Cambria Math" w:hAnsi="Cambria Math"/>
+              <w:sz w:val="36"/>
+              <w:szCs w:val="36"/>
+              <w:lang w:val="en"/>
+            </w:rPr>
+            <m:t>= -</m:t>
+          </m:r>
+          <m:f>
+            <m:fPr>
+              <m:ctrlPr>
+                <w:rPr>
+                  <w:rStyle w:val="hgkelc"/>
+                  <w:rFonts w:ascii="Cambria Math" w:hAnsi="Cambria Math"/>
+                  <w:i/>
+                  <w:sz w:val="36"/>
+                  <w:szCs w:val="36"/>
+                  <w:lang w:val="en"/>
+                </w:rPr>
+              </m:ctrlPr>
+            </m:fPr>
+            <m:num>
+              <m:r>
+                <w:rPr>
+                  <w:rStyle w:val="hgkelc"/>
+                  <w:rFonts w:ascii="Cambria Math" w:hAnsi="Cambria Math"/>
+                  <w:sz w:val="36"/>
+                  <w:szCs w:val="36"/>
+                  <w:lang w:val="en"/>
+                </w:rPr>
+                <m:t>1</m:t>
+              </m:r>
+            </m:num>
+            <m:den>
+              <m:r>
+                <w:rPr>
+                  <w:rStyle w:val="hgkelc"/>
+                  <w:rFonts w:ascii="Cambria Math" w:hAnsi="Cambria Math"/>
+                  <w:sz w:val="36"/>
+                  <w:szCs w:val="36"/>
+                  <w:lang w:val="en"/>
+                </w:rPr>
+                <m:t>m</m:t>
+              </m:r>
+            </m:den>
+          </m:f>
+          <m:r>
+            <w:rPr>
+              <w:rStyle w:val="hgkelc"/>
+              <w:rFonts w:ascii="Cambria Math" w:hAnsi="Cambria Math"/>
+              <w:sz w:val="36"/>
+              <w:szCs w:val="36"/>
+              <w:lang w:val="en"/>
+            </w:rPr>
+            <m:t xml:space="preserve"> </m:t>
+          </m:r>
+          <m:nary>
+            <m:naryPr>
+              <m:chr m:val="∑"/>
+              <m:limLoc m:val="undOvr"/>
+              <m:ctrlPr>
+                <w:rPr>
+                  <w:rStyle w:val="hgkelc"/>
+                  <w:rFonts w:ascii="Cambria Math" w:hAnsi="Cambria Math"/>
+                  <w:i/>
+                  <w:sz w:val="36"/>
+                  <w:szCs w:val="36"/>
+                  <w:lang w:val="en"/>
+                </w:rPr>
+              </m:ctrlPr>
+            </m:naryPr>
+            <m:sub>
+              <m:r>
+                <w:rPr>
+                  <w:rStyle w:val="hgkelc"/>
+                  <w:rFonts w:ascii="Cambria Math" w:hAnsi="Cambria Math"/>
+                  <w:sz w:val="36"/>
+                  <w:szCs w:val="36"/>
+                  <w:lang w:val="en"/>
+                </w:rPr>
+                <m:t>axis=1</m:t>
+              </m:r>
+            </m:sub>
+            <m:sup>
+              <m:r>
+                <w:rPr>
+                  <w:rStyle w:val="hgkelc"/>
+                  <w:rFonts w:ascii="Cambria Math" w:hAnsi="Cambria Math"/>
+                  <w:sz w:val="36"/>
+                  <w:szCs w:val="36"/>
+                  <w:lang w:val="en"/>
+                </w:rPr>
+                <m:t>m</m:t>
+              </m:r>
+            </m:sup>
+            <m:e>
+              <m:d>
+                <m:dPr>
+                  <m:ctrlPr>
+                    <w:rPr>
+                      <w:rStyle w:val="hgkelc"/>
+                      <w:rFonts w:ascii="Cambria Math" w:hAnsi="Cambria Math"/>
+                      <w:i/>
+                      <w:sz w:val="36"/>
+                      <w:szCs w:val="36"/>
+                      <w:lang w:val="en"/>
+                    </w:rPr>
+                  </m:ctrlPr>
+                </m:dPr>
+                <m:e>
+                  <m:r>
+                    <w:rPr>
+                      <w:rStyle w:val="hgkelc"/>
+                      <w:rFonts w:ascii="Cambria Math" w:hAnsi="Cambria Math"/>
+                      <w:sz w:val="36"/>
+                      <w:szCs w:val="36"/>
+                      <w:lang w:val="en"/>
+                    </w:rPr>
+                    <m:t>Y</m:t>
+                  </m:r>
+                  <m:r>
+                    <w:rPr>
+                      <w:rStyle w:val="hgkelc"/>
+                      <w:rFonts w:ascii="Cambria Math" w:hAnsi="Cambria Math"/>
+                      <w:sz w:val="36"/>
+                      <w:szCs w:val="36"/>
+                      <w:lang w:val="en"/>
+                    </w:rPr>
+                    <m:t xml:space="preserve"> .</m:t>
+                  </m:r>
+                  <m:func>
+                    <m:funcPr>
+                      <m:ctrlPr>
+                        <w:rPr>
+                          <w:rStyle w:val="hgkelc"/>
+                          <w:rFonts w:ascii="Cambria Math" w:hAnsi="Cambria Math"/>
+                          <w:sz w:val="36"/>
+                          <w:szCs w:val="36"/>
+                          <w:lang w:val="en"/>
+                        </w:rPr>
+                      </m:ctrlPr>
+                    </m:funcPr>
+                    <m:fName>
+                      <m:r>
+                        <m:rPr>
+                          <m:sty m:val="p"/>
+                        </m:rPr>
+                        <w:rPr>
+                          <w:rStyle w:val="hgkelc"/>
+                          <w:rFonts w:ascii="Cambria Math" w:hAnsi="Cambria Math"/>
+                          <w:sz w:val="36"/>
+                          <w:szCs w:val="36"/>
+                          <w:lang w:val="en"/>
+                        </w:rPr>
+                        <m:t>log</m:t>
+                      </m:r>
+                      <m:ctrlPr>
+                        <w:rPr>
+                          <w:rStyle w:val="hgkelc"/>
+                          <w:rFonts w:ascii="Cambria Math" w:hAnsi="Cambria Math"/>
+                          <w:i/>
+                          <w:sz w:val="36"/>
+                          <w:szCs w:val="36"/>
+                          <w:lang w:val="en"/>
+                        </w:rPr>
+                      </m:ctrlPr>
+                    </m:fName>
+                    <m:e>
+                      <m:d>
+                        <m:dPr>
+                          <m:ctrlPr>
+                            <w:rPr>
+                              <w:rStyle w:val="hgkelc"/>
+                              <w:rFonts w:ascii="Cambria Math" w:hAnsi="Cambria Math"/>
+                              <w:i/>
+                              <w:sz w:val="36"/>
+                              <w:szCs w:val="36"/>
+                              <w:lang w:val="en"/>
+                            </w:rPr>
+                          </m:ctrlPr>
+                        </m:dPr>
+                        <m:e>
+                          <m:sSup>
+                            <m:sSupPr>
+                              <m:ctrlPr>
+                                <w:rPr>
+                                  <w:rStyle w:val="hgkelc"/>
+                                  <w:rFonts w:ascii="Cambria Math" w:hAnsi="Cambria Math"/>
+                                  <w:i/>
+                                  <w:sz w:val="36"/>
+                                  <w:szCs w:val="36"/>
+                                  <w:lang w:val="en"/>
+                                </w:rPr>
+                              </m:ctrlPr>
+                            </m:sSupPr>
+                            <m:e>
+                              <m:r>
+                                <w:rPr>
+                                  <w:rStyle w:val="hgkelc"/>
+                                  <w:rFonts w:ascii="Cambria Math" w:hAnsi="Cambria Math"/>
+                                  <w:sz w:val="36"/>
+                                  <w:szCs w:val="36"/>
+                                  <w:lang w:val="en"/>
+                                </w:rPr>
+                                <m:t>A</m:t>
+                              </m:r>
+                            </m:e>
+                            <m:sup>
+                              <m:d>
+                                <m:dPr>
+                                  <m:begChr m:val="["/>
+                                  <m:endChr m:val="]"/>
+                                  <m:ctrlPr>
+                                    <w:rPr>
+                                      <w:rStyle w:val="hgkelc"/>
+                                      <w:rFonts w:ascii="Cambria Math" w:hAnsi="Cambria Math"/>
+                                      <w:i/>
+                                      <w:sz w:val="36"/>
+                                      <w:szCs w:val="36"/>
+                                      <w:lang w:val="en"/>
+                                    </w:rPr>
+                                  </m:ctrlPr>
+                                </m:dPr>
+                                <m:e>
+                                  <m:r>
+                                    <w:rPr>
+                                      <w:rStyle w:val="hgkelc"/>
+                                      <w:rFonts w:ascii="Cambria Math" w:hAnsi="Cambria Math"/>
+                                      <w:sz w:val="36"/>
+                                      <w:szCs w:val="36"/>
+                                      <w:lang w:val="en"/>
+                                    </w:rPr>
+                                    <m:t>L</m:t>
+                                  </m:r>
+                                </m:e>
+                              </m:d>
+                            </m:sup>
+                          </m:sSup>
+                        </m:e>
+                      </m:d>
+                    </m:e>
+                  </m:func>
+                  <m:r>
+                    <w:rPr>
+                      <w:rStyle w:val="hgkelc"/>
+                      <w:rFonts w:ascii="Cambria Math" w:hAnsi="Cambria Math"/>
+                      <w:sz w:val="36"/>
+                      <w:szCs w:val="36"/>
+                      <w:lang w:val="en"/>
+                    </w:rPr>
+                    <m:t>+</m:t>
+                  </m:r>
+                  <m:d>
+                    <m:dPr>
+                      <m:ctrlPr>
+                        <w:rPr>
+                          <w:rStyle w:val="hgkelc"/>
+                          <w:rFonts w:ascii="Cambria Math" w:hAnsi="Cambria Math"/>
+                          <w:i/>
+                          <w:sz w:val="36"/>
+                          <w:szCs w:val="36"/>
+                          <w:lang w:val="en"/>
+                        </w:rPr>
+                      </m:ctrlPr>
+                    </m:dPr>
+                    <m:e>
+                      <m:r>
+                        <w:rPr>
+                          <w:rStyle w:val="hgkelc"/>
+                          <w:rFonts w:ascii="Cambria Math" w:hAnsi="Cambria Math"/>
+                          <w:sz w:val="36"/>
+                          <w:szCs w:val="36"/>
+                          <w:lang w:val="en"/>
+                        </w:rPr>
+                        <m:t xml:space="preserve">1- </m:t>
+                      </m:r>
+                      <m:r>
+                        <w:rPr>
+                          <w:rStyle w:val="hgkelc"/>
+                          <w:rFonts w:ascii="Cambria Math" w:hAnsi="Cambria Math"/>
+                          <w:sz w:val="36"/>
+                          <w:szCs w:val="36"/>
+                          <w:lang w:val="en"/>
+                        </w:rPr>
+                        <m:t>Y</m:t>
+                      </m:r>
+                    </m:e>
+                  </m:d>
+                  <m:r>
+                    <w:rPr>
+                      <w:rStyle w:val="hgkelc"/>
+                      <w:rFonts w:ascii="Cambria Math" w:hAnsi="Cambria Math"/>
+                      <w:sz w:val="36"/>
+                      <w:szCs w:val="36"/>
+                      <w:lang w:val="en"/>
+                    </w:rPr>
+                    <m:t>.</m:t>
+                  </m:r>
+                  <m:func>
+                    <m:funcPr>
+                      <m:ctrlPr>
+                        <w:rPr>
+                          <w:rStyle w:val="hgkelc"/>
+                          <w:rFonts w:ascii="Cambria Math" w:hAnsi="Cambria Math"/>
+                          <w:sz w:val="36"/>
+                          <w:szCs w:val="36"/>
+                          <w:lang w:val="en"/>
+                        </w:rPr>
+                      </m:ctrlPr>
+                    </m:funcPr>
+                    <m:fName>
+                      <m:r>
+                        <m:rPr>
+                          <m:sty m:val="p"/>
+                        </m:rPr>
+                        <w:rPr>
+                          <w:rStyle w:val="hgkelc"/>
+                          <w:rFonts w:ascii="Cambria Math" w:hAnsi="Cambria Math"/>
+                          <w:sz w:val="36"/>
+                          <w:szCs w:val="36"/>
+                          <w:lang w:val="en"/>
+                        </w:rPr>
+                        <m:t>log</m:t>
+                      </m:r>
+                      <m:ctrlPr>
+                        <w:rPr>
+                          <w:rStyle w:val="hgkelc"/>
+                          <w:rFonts w:ascii="Cambria Math" w:hAnsi="Cambria Math"/>
+                          <w:i/>
+                          <w:sz w:val="36"/>
+                          <w:szCs w:val="36"/>
+                          <w:lang w:val="en"/>
+                        </w:rPr>
+                      </m:ctrlPr>
+                    </m:fName>
+                    <m:e>
+                      <m:d>
+                        <m:dPr>
+                          <m:ctrlPr>
+                            <w:rPr>
+                              <w:rStyle w:val="hgkelc"/>
+                              <w:rFonts w:ascii="Cambria Math" w:hAnsi="Cambria Math"/>
+                              <w:i/>
+                              <w:sz w:val="36"/>
+                              <w:szCs w:val="36"/>
+                              <w:lang w:val="en"/>
+                            </w:rPr>
+                          </m:ctrlPr>
+                        </m:dPr>
+                        <m:e>
+                          <m:r>
+                            <w:rPr>
+                              <w:rStyle w:val="hgkelc"/>
+                              <w:rFonts w:ascii="Cambria Math" w:hAnsi="Cambria Math"/>
+                              <w:sz w:val="36"/>
+                              <w:szCs w:val="36"/>
+                              <w:lang w:val="en"/>
+                            </w:rPr>
+                            <m:t xml:space="preserve">1- </m:t>
+                          </m:r>
+                          <m:sSup>
+                            <m:sSupPr>
+                              <m:ctrlPr>
+                                <w:rPr>
+                                  <w:rStyle w:val="hgkelc"/>
+                                  <w:rFonts w:ascii="Cambria Math" w:hAnsi="Cambria Math"/>
+                                  <w:i/>
+                                  <w:sz w:val="36"/>
+                                  <w:szCs w:val="36"/>
+                                  <w:lang w:val="en"/>
+                                </w:rPr>
+                              </m:ctrlPr>
+                            </m:sSupPr>
+                            <m:e>
+                              <m:r>
+                                <w:rPr>
+                                  <w:rStyle w:val="hgkelc"/>
+                                  <w:rFonts w:ascii="Cambria Math" w:hAnsi="Cambria Math"/>
+                                  <w:sz w:val="36"/>
+                                  <w:szCs w:val="36"/>
+                                  <w:lang w:val="en"/>
+                                </w:rPr>
+                                <m:t>A</m:t>
+                              </m:r>
+                            </m:e>
+                            <m:sup>
+                              <m:d>
+                                <m:dPr>
+                                  <m:begChr m:val="["/>
+                                  <m:endChr m:val="]"/>
+                                  <m:ctrlPr>
+                                    <w:rPr>
+                                      <w:rStyle w:val="hgkelc"/>
+                                      <w:rFonts w:ascii="Cambria Math" w:hAnsi="Cambria Math"/>
+                                      <w:i/>
+                                      <w:sz w:val="36"/>
+                                      <w:szCs w:val="36"/>
+                                      <w:lang w:val="en"/>
+                                    </w:rPr>
+                                  </m:ctrlPr>
+                                </m:dPr>
+                                <m:e>
+                                  <m:r>
+                                    <w:rPr>
+                                      <w:rStyle w:val="hgkelc"/>
+                                      <w:rFonts w:ascii="Cambria Math" w:hAnsi="Cambria Math"/>
+                                      <w:sz w:val="36"/>
+                                      <w:szCs w:val="36"/>
+                                      <w:lang w:val="en"/>
+                                    </w:rPr>
+                                    <m:t>L</m:t>
+                                  </m:r>
+                                </m:e>
+                              </m:d>
+                            </m:sup>
+                          </m:sSup>
+                        </m:e>
+                      </m:d>
+                    </m:e>
+                  </m:func>
+                </m:e>
+              </m:d>
+            </m:e>
+          </m:nary>
+        </m:oMath>
+      </m:oMathPara>
+    </w:p>
+    <w:p>
+      <w:pPr>
+        <w:rPr>
+          <w:sz w:val="36"/>
+          <w:szCs w:val="36"/>
+        </w:rPr>
+      </w:pPr>
     </w:p>
     <w:p>
       <w:pPr>
@@ -936,141 +5471,37 @@
     <w:p/>
     <w:p>
       <w:r>
-        <w:t xml:space="preserve">           </w:t>
+        <w:t xml:space="preserve">   </w:t>
+      </w:r>
+    </w:p>
+    <w:p>
+      <w:r>
+        <w:t xml:space="preserve">                  </w:t>
+      </w:r>
+      <w:r>
+        <w:t xml:space="preserve"> </w:t>
+      </w:r>
+      <w:r>
+        <w:t xml:space="preserve"> </w:t>
       </w:r>
     </w:p>
     <w:p>
       <w:pPr>
         <w:rPr>
-          <w:rFonts w:eastAsiaTheme="minorEastAsia"/>
+          <w:b/>
+          <w:bCs/>
+          <w:sz w:val="32"/>
+          <w:szCs w:val="32"/>
         </w:rPr>
       </w:pPr>
-      <m:oMathPara>
-        <m:oMath>
-          <m:r>
-            <w:rPr>
-              <w:rFonts w:ascii="Cambria Math" w:eastAsiaTheme="minorEastAsia" w:hAnsi="Cambria Math"/>
-              <w:sz w:val="36"/>
-              <w:szCs w:val="36"/>
-            </w:rPr>
-            <m:t xml:space="preserve">     </m:t>
-          </m:r>
-          <m:r>
-            <w:rPr>
-              <w:rFonts w:ascii="Cambria Math" w:eastAsiaTheme="minorEastAsia" w:hAnsi="Cambria Math"/>
-              <w:sz w:val="36"/>
-              <w:szCs w:val="36"/>
-            </w:rPr>
-            <m:t>a</m:t>
-          </m:r>
-          <m:d>
-            <m:dPr>
-              <m:begChr m:val="["/>
-              <m:endChr m:val="]"/>
-              <m:ctrlPr>
-                <w:rPr>
-                  <w:rFonts w:ascii="Cambria Math" w:eastAsiaTheme="minorEastAsia" w:hAnsi="Cambria Math"/>
-                  <w:i/>
-                  <w:sz w:val="36"/>
-                  <w:szCs w:val="36"/>
-                </w:rPr>
-              </m:ctrlPr>
-            </m:dPr>
-            <m:e>
-              <m:r>
-                <w:rPr>
-                  <w:rFonts w:ascii="Cambria Math" w:eastAsiaTheme="minorEastAsia" w:hAnsi="Cambria Math"/>
-                  <w:sz w:val="36"/>
-                  <w:szCs w:val="36"/>
-                </w:rPr>
-                <m:t>l</m:t>
-              </m:r>
-            </m:e>
-          </m:d>
-          <m:r>
-            <w:rPr>
-              <w:rFonts w:ascii="Cambria Math" w:eastAsiaTheme="minorEastAsia" w:hAnsi="Cambria Math"/>
-              <w:sz w:val="36"/>
-              <w:szCs w:val="36"/>
-            </w:rPr>
-            <m:t>j,i=g</m:t>
-          </m:r>
-          <m:d>
-            <m:dPr>
-              <m:begChr m:val="["/>
-              <m:endChr m:val="]"/>
-              <m:ctrlPr>
-                <w:rPr>
-                  <w:rFonts w:ascii="Cambria Math" w:eastAsiaTheme="minorEastAsia" w:hAnsi="Cambria Math"/>
-                  <w:i/>
-                  <w:sz w:val="36"/>
-                  <w:szCs w:val="36"/>
-                </w:rPr>
-              </m:ctrlPr>
-            </m:dPr>
-            <m:e>
-              <m:r>
-                <w:rPr>
-                  <w:rFonts w:ascii="Cambria Math" w:eastAsiaTheme="minorEastAsia" w:hAnsi="Cambria Math"/>
-                  <w:sz w:val="36"/>
-                  <w:szCs w:val="36"/>
-                </w:rPr>
-                <m:t>l</m:t>
-              </m:r>
-            </m:e>
-          </m:d>
-          <m:r>
-            <w:rPr>
-              <w:rFonts w:ascii="Cambria Math" w:eastAsiaTheme="minorEastAsia" w:hAnsi="Cambria Math"/>
-              <w:sz w:val="36"/>
-              <w:szCs w:val="36"/>
-            </w:rPr>
-            <m:t>j (z</m:t>
-          </m:r>
-          <m:d>
-            <m:dPr>
-              <m:begChr m:val="["/>
-              <m:endChr m:val="]"/>
-              <m:ctrlPr>
-                <w:rPr>
-                  <w:rFonts w:ascii="Cambria Math" w:eastAsiaTheme="minorEastAsia" w:hAnsi="Cambria Math"/>
-                  <w:i/>
-                  <w:sz w:val="36"/>
-                  <w:szCs w:val="36"/>
-                </w:rPr>
-              </m:ctrlPr>
-            </m:dPr>
-            <m:e>
-              <m:r>
-                <w:rPr>
-                  <w:rFonts w:ascii="Cambria Math" w:eastAsiaTheme="minorEastAsia" w:hAnsi="Cambria Math"/>
-                  <w:sz w:val="36"/>
-                  <w:szCs w:val="36"/>
-                </w:rPr>
-                <m:t>l</m:t>
-              </m:r>
-            </m:e>
-          </m:d>
-          <m:r>
-            <w:rPr>
-              <w:rFonts w:ascii="Cambria Math" w:eastAsiaTheme="minorEastAsia" w:hAnsi="Cambria Math"/>
-              <w:sz w:val="36"/>
-              <w:szCs w:val="36"/>
-            </w:rPr>
-            <m:t>j,i)</m:t>
-          </m:r>
-        </m:oMath>
-      </m:oMathPara>
-    </w:p>
-    <w:p>
-      <w:r>
-        <w:t xml:space="preserve">                  </w:t>
-      </w:r>
-      <w:r>
-        <w:t xml:space="preserve"> </w:t>
-      </w:r>
-      <w:r>
-        <w:t xml:space="preserve"> </w:t>
+      <w:r>
+        <w:rPr>
+          <w:b/>
+          <w:bCs/>
+          <w:sz w:val="32"/>
+          <w:szCs w:val="32"/>
+        </w:rPr>
+        <w:t>Backward Propagation</w:t>
       </w:r>
     </w:p>
     <w:p/>
@@ -2010,6 +6441,11 @@
       <w:color w:val="666666"/>
     </w:rPr>
   </w:style>
+  <w:style w:type="character" w:customStyle="1" w:styleId="hgkelc">
+    <w:name w:val="hgkelc"/>
+    <w:basedOn w:val="DefaultParagraphFont"/>
+    <w:rsid w:val="00374F00"/>
+  </w:style>
 </w:styles>
 </file>
 
